--- a/diario_de_bordo.docx
+++ b/diario_de_bordo.docx
@@ -1,126 +1,224 @@
 
 <file path=word/document.xml><?xml version="1.0" encoding="utf-8"?>
-<w:document xmlns:wpc="http://schemas.microsoft.com/office/word/2010/wordprocessingCanvas" xmlns:cx="http://schemas.microsoft.com/office/drawing/2014/chartex" xmlns:cx1="http://schemas.microsoft.com/office/drawing/2015/9/8/chartex" xmlns:cx2="http://schemas.microsoft.com/office/drawing/2015/10/21/chartex" xmlns:cx3="http://schemas.microsoft.com/office/drawing/2016/5/9/chartex" xmlns:cx4="http://schemas.microsoft.com/office/drawing/2016/5/10/chartex" xmlns:cx5="http://schemas.microsoft.com/office/drawing/2016/5/11/chartex" xmlns:cx6="http://schemas.microsoft.com/office/drawing/2016/5/12/chartex" xmlns:cx7="http://schemas.microsoft.com/office/drawing/2016/5/13/chartex" xmlns:cx8="http://schemas.microsoft.com/office/drawing/2016/5/14/chartex" xmlns:mc="http://schemas.openxmlformats.org/markup-compatibility/2006" xmlns:aink="http://schemas.microsoft.com/office/drawing/2016/ink" xmlns:am3d="http://schemas.microsoft.com/office/drawing/2017/model3d" xmlns:o="urn:schemas-microsoft-com:office:office" xmlns:oel="http://schemas.microsoft.com/office/2019/extlst" xmlns:r="http://schemas.openxmlformats.org/officeDocument/2006/relationships" xmlns:m="http://schemas.openxmlformats.org/officeDocument/2006/math" xmlns:v="urn:schemas-microsoft-com:vml" xmlns:wp14="http://schemas.microsoft.com/office/word/2010/wordprocessingDrawing" xmlns:wp="http://schemas.openxmlformats.org/drawingml/2006/wordprocessingDrawing" xmlns:w10="urn:schemas-microsoft-com:office:word" xmlns:w="http://schemas.openxmlformats.org/wordprocessingml/2006/main" xmlns:w14="http://schemas.microsoft.com/office/word/2010/wordml" xmlns:w15="http://schemas.microsoft.com/office/word/2012/wordml" xmlns:w16cex="http://schemas.microsoft.com/office/word/2018/wordml/cex" xmlns:w16cid="http://schemas.microsoft.com/office/word/2016/wordml/cid" xmlns:w16="http://schemas.microsoft.com/office/word/2018/wordml" xmlns:w16sdtdh="http://schemas.microsoft.com/office/word/2020/wordml/sdtdatahash" xmlns:w16se="http://schemas.microsoft.com/office/word/2015/wordml/symex" xmlns:wpg="http://schemas.microsoft.com/office/word/2010/wordprocessingGroup" xmlns:wpi="http://schemas.microsoft.com/office/word/2010/wordprocessingInk" xmlns:wne="http://schemas.microsoft.com/office/word/2006/wordml" xmlns:wps="http://schemas.microsoft.com/office/word/2010/wordprocessingShape" mc:Ignorable="w14 w15 w16se w16cid w16 w16cex w16sdtdh wp14">
+<w:document xmlns:wpc="http://schemas.microsoft.com/office/word/2010/wordprocessingCanvas" xmlns:cx="http://schemas.microsoft.com/office/drawing/2014/chartex" xmlns:cx1="http://schemas.microsoft.com/office/drawing/2015/9/8/chartex" xmlns:cx2="http://schemas.microsoft.com/office/drawing/2015/10/21/chartex" xmlns:cx3="http://schemas.microsoft.com/office/drawing/2016/5/9/chartex" xmlns:cx4="http://schemas.microsoft.com/office/drawing/2016/5/10/chartex" xmlns:cx5="http://schemas.microsoft.com/office/drawing/2016/5/11/chartex" xmlns:cx6="http://schemas.microsoft.com/office/drawing/2016/5/12/chartex" xmlns:cx7="http://schemas.microsoft.com/office/drawing/2016/5/13/chartex" xmlns:cx8="http://schemas.microsoft.com/office/drawing/2016/5/14/chartex" xmlns:mc="http://schemas.openxmlformats.org/markup-compatibility/2006" xmlns:aink="http://schemas.microsoft.com/office/drawing/2016/ink" xmlns:am3d="http://schemas.microsoft.com/office/drawing/2017/model3d" xmlns:o="urn:schemas-microsoft-com:office:office" xmlns:oel="http://schemas.microsoft.com/office/2019/extlst" xmlns:r="http://schemas.openxmlformats.org/officeDocument/2006/relationships" xmlns:m="http://schemas.openxmlformats.org/officeDocument/2006/math" xmlns:v="urn:schemas-microsoft-com:vml" xmlns:wp14="http://schemas.microsoft.com/office/word/2010/wordprocessingDrawing" xmlns:wp="http://schemas.openxmlformats.org/drawingml/2006/wordprocessingDrawing" xmlns:w10="urn:schemas-microsoft-com:office:word" xmlns:w="http://schemas.openxmlformats.org/wordprocessingml/2006/main" xmlns:w14="http://schemas.microsoft.com/office/word/2010/wordml" xmlns:w15="http://schemas.microsoft.com/office/word/2012/wordml" xmlns:w16cex="http://schemas.microsoft.com/office/word/2018/wordml/cex" xmlns:w16cid="http://schemas.microsoft.com/office/word/2016/wordml/cid" xmlns:w16="http://schemas.microsoft.com/office/word/2018/wordml" xmlns:w16du="http://schemas.microsoft.com/office/word/2023/wordml/word16du" xmlns:w16sdtdh="http://schemas.microsoft.com/office/word/2020/wordml/sdtdatahash" xmlns:w16sdtfl="http://schemas.microsoft.com/office/word/2024/wordml/sdtformatlock" xmlns:w16se="http://schemas.microsoft.com/office/word/2015/wordml/symex" xmlns:wpg="http://schemas.microsoft.com/office/word/2010/wordprocessingGroup" xmlns:wpi="http://schemas.microsoft.com/office/word/2010/wordprocessingInk" xmlns:wne="http://schemas.microsoft.com/office/word/2006/wordml" xmlns:wps="http://schemas.microsoft.com/office/word/2010/wordprocessingShape" mc:Ignorable="w14 w15 w16se w16cid w16 w16cex w16sdtdh w16sdtfl w16du wp14">
   <w:body>
     <w:p>
+      <w:pPr>
+        <w:spacing w:line="240" w:lineRule="auto"/>
+        <w:jc w:val="both"/>
+      </w:pPr>
       <w:r>
         <w:t>Data: 19/01/2026</w:t>
       </w:r>
     </w:p>
+    <w:p>
+      <w:pPr>
+        <w:spacing w:line="240" w:lineRule="auto"/>
+        <w:jc w:val="both"/>
+      </w:pPr>
+      <w:r>
+        <w:t>Participantes: Grupo</w:t>
+      </w:r>
+    </w:p>
+    <w:p>
+      <w:pPr>
+        <w:spacing w:line="240" w:lineRule="auto"/>
+        <w:jc w:val="both"/>
+      </w:pPr>
+      <w:r>
+        <w:t>Atividade: Discussão inicial do projeto</w:t>
+      </w:r>
+    </w:p>
+    <w:p>
+      <w:pPr>
+        <w:spacing w:line="240" w:lineRule="auto"/>
+        <w:jc w:val="both"/>
+      </w:pPr>
+      <w:r>
+        <w:t>Tempo gasto: 1 hora</w:t>
+      </w:r>
+    </w:p>
+    <w:p>
+      <w:pPr>
+        <w:spacing w:line="240" w:lineRule="auto"/>
+        <w:jc w:val="both"/>
+      </w:pPr>
+    </w:p>
+    <w:p>
+      <w:pPr>
+        <w:spacing w:line="240" w:lineRule="auto"/>
+        <w:jc w:val="both"/>
+      </w:pPr>
+      <w:r>
+        <w:t>Hoje iniciamos o processo criativo do desenvolvimento do nosso TCC. A ideia surgiu a partir de uma conversa sobre as dificuldades que pequenos e médios agricultores rurais passam para monitorar suas plantações.</w:t>
+      </w:r>
+    </w:p>
+    <w:p>
+      <w:pPr>
+        <w:spacing w:line="240" w:lineRule="auto"/>
+        <w:jc w:val="both"/>
+      </w:pPr>
+      <w:r>
+        <w:t>Muitos produtores ainda dependem de métodos tradicionais e visuais para identificar pragas e doenças, o que gera:</w:t>
+      </w:r>
+    </w:p>
+    <w:p>
+      <w:pPr>
+        <w:spacing w:line="240" w:lineRule="auto"/>
+        <w:jc w:val="both"/>
+      </w:pPr>
+      <w:r>
+        <w:t xml:space="preserve">  Perda de tempo</w:t>
+      </w:r>
+    </w:p>
+    <w:p>
+      <w:pPr>
+        <w:spacing w:line="240" w:lineRule="auto"/>
+        <w:jc w:val="both"/>
+      </w:pPr>
+      <w:r>
+        <w:t xml:space="preserve">  Ineficiência no diagnóstico</w:t>
+      </w:r>
+    </w:p>
+    <w:p>
+      <w:pPr>
+        <w:spacing w:line="240" w:lineRule="auto"/>
+        <w:jc w:val="both"/>
+      </w:pPr>
+      <w:r>
+        <w:t xml:space="preserve">  Aplicação desnecessária de defensivos agrícolas</w:t>
+      </w:r>
+    </w:p>
+    <w:p>
+      <w:pPr>
+        <w:spacing w:line="240" w:lineRule="auto"/>
+        <w:jc w:val="both"/>
+      </w:pPr>
+      <w:r>
+        <w:t xml:space="preserve">  Prejuízos financeiros</w:t>
+      </w:r>
+    </w:p>
+    <w:p>
+      <w:pPr>
+        <w:spacing w:line="240" w:lineRule="auto"/>
+        <w:jc w:val="both"/>
+      </w:pPr>
+      <w:r>
+        <w:t>Percebemos que poderíamos criar uma solução acessível ao juntarmos drone, inteligência artificiais com a agricultura. O monitoramento teria mais precisão.</w:t>
+      </w:r>
+    </w:p>
+    <w:p>
+      <w:pPr>
+        <w:spacing w:line="240" w:lineRule="auto"/>
+        <w:jc w:val="both"/>
+      </w:pPr>
+      <w:r>
+        <w:t>Dificuldades:</w:t>
+      </w:r>
+    </w:p>
+    <w:p>
+      <w:pPr>
+        <w:spacing w:line="240" w:lineRule="auto"/>
+        <w:jc w:val="both"/>
+      </w:pPr>
+      <w:r>
+        <w:t xml:space="preserve">  Definir um escopo para o tempo disponível.</w:t>
+      </w:r>
+    </w:p>
+    <w:p>
+      <w:pPr>
+        <w:spacing w:line="240" w:lineRule="auto"/>
+        <w:jc w:val="both"/>
+      </w:pPr>
+      <w:r>
+        <w:t xml:space="preserve">  Decisão entre desenvolver um aplicativo mobile ou um site.</w:t>
+      </w:r>
+    </w:p>
+    <w:p>
+      <w:pPr>
+        <w:spacing w:line="240" w:lineRule="auto"/>
+        <w:jc w:val="both"/>
+      </w:pPr>
+      <w:r>
+        <w:t>Próximos passos:</w:t>
+      </w:r>
+    </w:p>
+    <w:p>
+      <w:pPr>
+        <w:spacing w:line="240" w:lineRule="auto"/>
+        <w:jc w:val="both"/>
+      </w:pPr>
+      <w:r>
+        <w:t xml:space="preserve">  Definir as tecnologias a serem </w:t>
+      </w:r>
+      <w:r>
+        <w:t>utilizadas.</w:t>
+      </w:r>
+    </w:p>
+    <w:p>
+      <w:pPr>
+        <w:spacing w:line="240" w:lineRule="auto"/>
+        <w:jc w:val="both"/>
+      </w:pPr>
+      <w:r>
+        <w:t xml:space="preserve">  Pesquisar soluções similares existentes no mercado.</w:t>
+      </w:r>
+    </w:p>
     <w:p/>
     <w:p>
-      <w:r>
-        <w:t>Hoje iniciamos o processo criativo do desenvolvimento do nosso TCC. A ideia surgiu a partir de uma conversa sobre as dificuldades que pequenos e médios agricultores rurais passam para monitorar suas plantações.</w:t>
-      </w:r>
-    </w:p>
-    <w:p>
-      <w:r>
-        <w:t>Muitos produtores ainda dependem de métodos tradicionais e visuais para identificar pragas e doenças, o que gera:</w:t>
-      </w:r>
-    </w:p>
-    <w:p>
-      <w:r>
-        <w:t xml:space="preserve">  Perda de tempo</w:t>
-      </w:r>
-    </w:p>
-    <w:p>
-      <w:r>
-        <w:t xml:space="preserve">  Ineficiência no diagnóstico</w:t>
-      </w:r>
-    </w:p>
-    <w:p>
-      <w:r>
-        <w:t xml:space="preserve">  Aplicação desnecessária de defensivos agrícolas</w:t>
-      </w:r>
-    </w:p>
-    <w:p>
-      <w:r>
-        <w:t xml:space="preserve">  Prejuízos financeiros</w:t>
-      </w:r>
-    </w:p>
-    <w:p/>
-    <w:p>
-      <w:r>
-        <w:t>Percebemos que poderíamos criar uma solução acessível ao juntarmos drone, inteligência artificiais com a agricultura. O monitoramento teria mais precisão.</w:t>
-      </w:r>
-    </w:p>
-    <w:p/>
-    <w:p>
-      <w:r>
-        <w:t>Dificuldades:</w:t>
-      </w:r>
-    </w:p>
-    <w:p>
-      <w:r>
-        <w:t xml:space="preserve">  Definir um escopo para o tempo disponível.</w:t>
-      </w:r>
-    </w:p>
-    <w:p>
-      <w:r>
-        <w:t xml:space="preserve">  Decisão entre desenvolver um aplicativo mobile ou um site.</w:t>
-      </w:r>
-    </w:p>
-    <w:p/>
-    <w:p>
-      <w:r>
-        <w:t>Próximos passos:</w:t>
-      </w:r>
-    </w:p>
-    <w:p>
-      <w:r>
-        <w:t xml:space="preserve">  Definir as tecnologias a serem </w:t>
-      </w:r>
-      <w:r>
-        <w:t>utilizadas.</w:t>
-      </w:r>
-    </w:p>
-    <w:p>
-      <w:r>
-        <w:t xml:space="preserve">  Pesquisar soluções similares existentes no mercado.</w:t>
-      </w:r>
-    </w:p>
-    <w:p/>
-    <w:p>
-      <w:r>
-        <w:t>Tempo gasto: 1 hora</w:t>
-      </w:r>
-    </w:p>
-    <w:p/>
-    <w:p>
+      <w:pPr>
+        <w:spacing w:line="240" w:lineRule="auto"/>
+      </w:pPr>
       <w:r>
         <w:t>Data: 23/01/2026</w:t>
       </w:r>
     </w:p>
     <w:p>
+      <w:pPr>
+        <w:spacing w:line="240" w:lineRule="auto"/>
+      </w:pPr>
       <w:r>
         <w:t>Local: Reunião online</w:t>
       </w:r>
     </w:p>
     <w:p>
+      <w:pPr>
+        <w:spacing w:line="240" w:lineRule="auto"/>
+      </w:pPr>
       <w:r>
         <w:t xml:space="preserve">Participantes: Grupo e Rubens </w:t>
       </w:r>
     </w:p>
     <w:p>
+      <w:pPr>
+        <w:spacing w:line="240" w:lineRule="auto"/>
+      </w:pPr>
       <w:r>
         <w:t>Atividade: Planejamento do projeto</w:t>
       </w:r>
     </w:p>
-    <w:p/>
-    <w:p>
+    <w:p>
+      <w:pPr>
+        <w:spacing w:line="240" w:lineRule="auto"/>
+      </w:pPr>
       <w:r>
         <w:t>Foi realizada uma reunião com Rubens, funcionário da IBM, para apresentação e discussão da ideia do trabalho de conclusão de curso (TCC). Durante o encontro, foi apresentado o projeto que propõe o uso de tecnologias no agronegócio, incluindo a utilização de drones e uma plataforma digital para auxiliar no monitoramento e na organização de informações no campo.</w:t>
       </w:r>
     </w:p>
     <w:p>
-      <w:r>
-        <w:t xml:space="preserve">Durante a conversa, Rubens destacou que a ideia do projeto é muito boa, principalmente se for bem executada. Também ressaltou que a escolha e a forma de utilização das tecnologias no desenvolvimento de sistema podem </w:t>
+      <w:pPr>
+        <w:spacing w:line="240" w:lineRule="auto"/>
+      </w:pPr>
+      <w:r>
+        <w:t xml:space="preserve">Durante a conversa, Rubens destacou que a ideia do projeto é muito boa, principalmente se for bem executada. Também ressaltou que a escolha e a forma </w:t>
+      </w:r>
+      <w:r>
+        <w:lastRenderedPageBreak/>
+        <w:t xml:space="preserve">de utilização das tecnologias no desenvolvimento de sistema podem </w:t>
       </w:r>
       <w:r>
         <w:t>impactar diretamente no resultado final do projeto, sendo importante avaliar e planejar bem as ferramentas que serão utilizadas.</w:t>
       </w:r>
-    </w:p>
-    <w:p>
       <w:r>
         <w:br/>
         <w:t>Além disso</w:t>
@@ -128,6 +226,340 @@
       <w:r>
         <w:t>, foi mencionado que o objetivo do projeto deve ser levar tecnologia ao agronegócio de forma mais ampla, não apenas voltada para pequenos produtores. A reunião contribuiu para validar a proposta do projeto e trouxe orientações importantes para melhorar a estrutura e o desenvolvimento do TCC.</w:t>
       </w:r>
+    </w:p>
+    <w:p>
+      <w:pPr>
+        <w:spacing w:line="240" w:lineRule="auto"/>
+      </w:pPr>
+    </w:p>
+    <w:p>
+      <w:pPr>
+        <w:spacing w:line="240" w:lineRule="auto"/>
+      </w:pPr>
+      <w:r>
+        <w:t xml:space="preserve">Data: </w:t>
+      </w:r>
+      <w:r>
+        <w:t>11</w:t>
+      </w:r>
+      <w:r>
+        <w:t>/</w:t>
+      </w:r>
+      <w:r>
+        <w:t>02</w:t>
+      </w:r>
+      <w:r>
+        <w:t>/2026</w:t>
+      </w:r>
+    </w:p>
+    <w:p>
+      <w:pPr>
+        <w:spacing w:line="240" w:lineRule="auto"/>
+      </w:pPr>
+      <w:r>
+        <w:t xml:space="preserve">Participantes: </w:t>
+      </w:r>
+      <w:r>
+        <w:t>Samuel Vieira</w:t>
+      </w:r>
+      <w:r>
+        <w:t xml:space="preserve"> </w:t>
+      </w:r>
+    </w:p>
+    <w:p>
+      <w:pPr>
+        <w:spacing w:line="240" w:lineRule="auto"/>
+      </w:pPr>
+      <w:r>
+        <w:t xml:space="preserve">Atividade: </w:t>
+      </w:r>
+      <w:r>
+        <w:t>Desenvolvimento da primeira versão da Inteligência Artificial</w:t>
+      </w:r>
+    </w:p>
+    <w:p>
+      <w:pPr>
+        <w:spacing w:line="240" w:lineRule="auto"/>
+      </w:pPr>
+      <w:r>
+        <w:t>Tempo gasto: 5 horas</w:t>
+      </w:r>
+    </w:p>
+    <w:p>
+      <w:pPr>
+        <w:spacing w:line="240" w:lineRule="auto"/>
+        <w:ind w:firstLine="708"/>
+      </w:pPr>
+      <w:r>
+        <w:t>Na fase inicial do projeto, desenvolvemos uma versão de testes da inteligência artificial voltada para a cultura do tomate. Objetivo principal dessa etapa era confirmar a viabilidade da proposta central do sistema, com métodos básicos de visão computacional e aprendizado de máquina.</w:t>
+      </w:r>
+    </w:p>
+    <w:p>
+      <w:pPr>
+        <w:spacing w:line="240" w:lineRule="auto"/>
+        <w:ind w:firstLine="708"/>
+      </w:pPr>
+      <w:r>
+        <w:t>A IA foi preparada para detectar potenciais doenças e anomalias nas folhas de tomate por meio de fotografias, funcionando como uma demonstração da ideia do projeto. Usamos bases de dados abertas já existentes do github e ferramentas como TensorFlow para treinar o modelo, o que permitiu entender na prática como funciona a coleta, o tratamento e a análise de imagens.</w:t>
+      </w:r>
+    </w:p>
+    <w:p>
+      <w:pPr>
+        <w:spacing w:line="240" w:lineRule="auto"/>
+        <w:ind w:firstLine="708"/>
+      </w:pPr>
+      <w:r>
+        <w:t xml:space="preserve">Nessa etapa, surgiram obstáculos relacionados á qualidade dos dados, exatidão das previsões e limitações do modelo inicial. Contudo, essa primeira </w:t>
+      </w:r>
+      <w:r>
+        <w:t>versão foi essencial para obter conhecimento técnico, avaliar estratégias e identificar melhorias que precisavam ser feitas.</w:t>
+      </w:r>
+    </w:p>
+    <w:p>
+      <w:pPr>
+        <w:spacing w:line="240" w:lineRule="auto"/>
+      </w:pPr>
+    </w:p>
+    <w:p>
+      <w:pPr>
+        <w:spacing w:line="240" w:lineRule="auto"/>
+      </w:pPr>
+      <w:r>
+        <w:t>Data: 1</w:t>
+      </w:r>
+      <w:r>
+        <w:t>3</w:t>
+      </w:r>
+      <w:r>
+        <w:t>/02/2026</w:t>
+      </w:r>
+    </w:p>
+    <w:p>
+      <w:pPr>
+        <w:spacing w:line="240" w:lineRule="auto"/>
+      </w:pPr>
+      <w:r>
+        <w:t xml:space="preserve">Participantes: Samuel Vieira </w:t>
+      </w:r>
+    </w:p>
+    <w:p>
+      <w:pPr>
+        <w:spacing w:line="240" w:lineRule="auto"/>
+      </w:pPr>
+      <w:r>
+        <w:t xml:space="preserve">Atividade: </w:t>
+      </w:r>
+      <w:r>
+        <w:t>Tentativa de deploy da primeira versão da IA na plataforma Render</w:t>
+      </w:r>
+    </w:p>
+    <w:p>
+      <w:pPr>
+        <w:spacing w:line="240" w:lineRule="auto"/>
+      </w:pPr>
+      <w:r>
+        <w:t xml:space="preserve">Tempo gasto: </w:t>
+      </w:r>
+      <w:r>
+        <w:t>2</w:t>
+      </w:r>
+      <w:r>
+        <w:t xml:space="preserve"> horas</w:t>
+      </w:r>
+    </w:p>
+    <w:p>
+      <w:pPr>
+        <w:spacing w:line="240" w:lineRule="auto"/>
+      </w:pPr>
+      <w:r>
+        <w:tab/>
+        <w:t>Tentativa de deploy da primeira versão da inteligência artificial na plataforma Render. No entanto, o processo não foi concluído com sucesso, pois a conta gratuita da plataforma não tem os requisitos necessários para executar o modelo da IA.</w:t>
+      </w:r>
+    </w:p>
+    <w:p>
+      <w:pPr>
+        <w:spacing w:line="240" w:lineRule="auto"/>
+      </w:pPr>
+      <w:r>
+        <w:tab/>
+        <w:t>Essa limitação evidenciou a necessidade de buscar alternativas mais adequadas para hospedagem de modelos de machine learning, considerando problemas como armazenamento e capacidade de processamento.</w:t>
+      </w:r>
+    </w:p>
+    <w:p>
+      <w:pPr>
+        <w:spacing w:line="240" w:lineRule="auto"/>
+      </w:pPr>
+    </w:p>
+    <w:p>
+      <w:pPr>
+        <w:spacing w:line="240" w:lineRule="auto"/>
+      </w:pPr>
+      <w:r>
+        <w:lastRenderedPageBreak/>
+        <w:t xml:space="preserve">Data: </w:t>
+      </w:r>
+      <w:r>
+        <w:t>25</w:t>
+      </w:r>
+      <w:r>
+        <w:t>/02/2026</w:t>
+      </w:r>
+    </w:p>
+    <w:p>
+      <w:pPr>
+        <w:spacing w:line="240" w:lineRule="auto"/>
+      </w:pPr>
+      <w:r>
+        <w:t xml:space="preserve">Participantes: Samuel Vieira </w:t>
+      </w:r>
+    </w:p>
+    <w:p>
+      <w:pPr>
+        <w:spacing w:line="240" w:lineRule="auto"/>
+      </w:pPr>
+      <w:r>
+        <w:t xml:space="preserve">Atividade: </w:t>
+      </w:r>
+      <w:r>
+        <w:t>Transição do ambiente de desenvolvimento</w:t>
+      </w:r>
+    </w:p>
+    <w:p>
+      <w:pPr>
+        <w:spacing w:line="240" w:lineRule="auto"/>
+      </w:pPr>
+      <w:r>
+        <w:t xml:space="preserve">Tempo gasto: </w:t>
+      </w:r>
+      <w:r>
+        <w:t>2</w:t>
+      </w:r>
+      <w:r>
+        <w:t xml:space="preserve"> horas</w:t>
+      </w:r>
+    </w:p>
+    <w:p>
+      <w:pPr>
+        <w:spacing w:line="240" w:lineRule="auto"/>
+      </w:pPr>
+      <w:r>
+        <w:tab/>
+        <w:t xml:space="preserve">No dia 25 de fevereiro, realizei a transição do ambiente de desenvolvimento do código da inteligência artificial. Anteriormente, o código estava no Colab, em um notebook jupyter, ainda na versão voltada para a identificação de doenças em tomates. </w:t>
+      </w:r>
+    </w:p>
+    <w:p>
+      <w:pPr>
+        <w:spacing w:line="240" w:lineRule="auto"/>
+      </w:pPr>
+      <w:r>
+        <w:tab/>
+        <w:t xml:space="preserve">Atualmente, </w:t>
+      </w:r>
+      <w:r>
+        <w:t>estamos utilizando o Visual Studio Code já adaptado para a cultura de soja com testes já realizados.</w:t>
+      </w:r>
+    </w:p>
+    <w:p>
+      <w:pPr>
+        <w:spacing w:line="240" w:lineRule="auto"/>
+      </w:pPr>
+    </w:p>
+    <w:p>
+      <w:pPr>
+        <w:spacing w:line="240" w:lineRule="auto"/>
+      </w:pPr>
+      <w:r>
+        <w:t xml:space="preserve">Data: </w:t>
+      </w:r>
+      <w:r>
+        <w:t>02</w:t>
+      </w:r>
+      <w:r>
+        <w:t>/0</w:t>
+      </w:r>
+      <w:r>
+        <w:t>3</w:t>
+      </w:r>
+      <w:r>
+        <w:t>/2026</w:t>
+      </w:r>
+    </w:p>
+    <w:p>
+      <w:pPr>
+        <w:spacing w:line="240" w:lineRule="auto"/>
+      </w:pPr>
+      <w:r>
+        <w:t xml:space="preserve">Participantes: </w:t>
+      </w:r>
+      <w:r>
+        <w:t>Octavio Augusto</w:t>
+      </w:r>
+      <w:r>
+        <w:t xml:space="preserve"> </w:t>
+      </w:r>
+    </w:p>
+    <w:p>
+      <w:pPr>
+        <w:spacing w:line="240" w:lineRule="auto"/>
+      </w:pPr>
+      <w:r>
+        <w:t xml:space="preserve">Atividade: </w:t>
+      </w:r>
+      <w:r>
+        <w:t>Estudos dos fundamentos do machine learning</w:t>
+      </w:r>
+    </w:p>
+    <w:p>
+      <w:pPr>
+        <w:spacing w:line="240" w:lineRule="auto"/>
+      </w:pPr>
+      <w:r>
+        <w:t xml:space="preserve">Tempo gasto: </w:t>
+      </w:r>
+      <w:r>
+        <w:t>4</w:t>
+      </w:r>
+      <w:r>
+        <w:t xml:space="preserve"> horas</w:t>
+      </w:r>
+    </w:p>
+    <w:p>
+      <w:pPr>
+        <w:spacing w:line="240" w:lineRule="auto"/>
+      </w:pPr>
+      <w:r>
+        <w:tab/>
+        <w:t>Inciei meus estudos sobre o machine learning pela plataforma DIO com a parceria com o Bradesco, aprendi como funciona o treinamento de máquina o pensamento computacional e a lógica do machine learning. A linguagem utilizada no curso foi o python e usando o TensorFlow.</w:t>
+      </w:r>
+    </w:p>
+    <w:p>
+      <w:pPr>
+        <w:spacing w:line="240" w:lineRule="auto"/>
+      </w:pPr>
+      <w:r>
+        <w:tab/>
+        <w:t>Foi mostrado também como funciona os datasets e como isso influência no machine learning.</w:t>
+      </w:r>
+    </w:p>
+    <w:p>
+      <w:pPr>
+        <w:spacing w:line="240" w:lineRule="auto"/>
+      </w:pPr>
+    </w:p>
+    <w:p>
+      <w:pPr>
+        <w:spacing w:line="240" w:lineRule="auto"/>
+      </w:pPr>
+    </w:p>
+    <w:p>
+      <w:pPr>
+        <w:spacing w:line="240" w:lineRule="auto"/>
+      </w:pPr>
+    </w:p>
+    <w:p>
+      <w:pPr>
+        <w:spacing w:line="240" w:lineRule="auto"/>
+      </w:pPr>
     </w:p>
     <w:sectPr>
       <w:pgSz w:w="11906" w:h="16838"/>
@@ -140,7 +572,7 @@
 </file>
 
 <file path=word/styles.xml><?xml version="1.0" encoding="utf-8"?>
-<w:styles xmlns:mc="http://schemas.openxmlformats.org/markup-compatibility/2006" xmlns:r="http://schemas.openxmlformats.org/officeDocument/2006/relationships" xmlns:w="http://schemas.openxmlformats.org/wordprocessingml/2006/main" xmlns:w14="http://schemas.microsoft.com/office/word/2010/wordml" xmlns:w15="http://schemas.microsoft.com/office/word/2012/wordml" xmlns:w16cex="http://schemas.microsoft.com/office/word/2018/wordml/cex" xmlns:w16cid="http://schemas.microsoft.com/office/word/2016/wordml/cid" xmlns:w16="http://schemas.microsoft.com/office/word/2018/wordml" xmlns:w16sdtdh="http://schemas.microsoft.com/office/word/2020/wordml/sdtdatahash" xmlns:w16se="http://schemas.microsoft.com/office/word/2015/wordml/symex" mc:Ignorable="w14 w15 w16se w16cid w16 w16cex w16sdtdh">
+<w:styles xmlns:mc="http://schemas.openxmlformats.org/markup-compatibility/2006" xmlns:r="http://schemas.openxmlformats.org/officeDocument/2006/relationships" xmlns:w="http://schemas.openxmlformats.org/wordprocessingml/2006/main" xmlns:w14="http://schemas.microsoft.com/office/word/2010/wordml" xmlns:w15="http://schemas.microsoft.com/office/word/2012/wordml" xmlns:w16cex="http://schemas.microsoft.com/office/word/2018/wordml/cex" xmlns:w16cid="http://schemas.microsoft.com/office/word/2016/wordml/cid" xmlns:w16="http://schemas.microsoft.com/office/word/2018/wordml" xmlns:w16du="http://schemas.microsoft.com/office/word/2023/wordml/word16du" xmlns:w16sdtdh="http://schemas.microsoft.com/office/word/2020/wordml/sdtdatahash" xmlns:w16sdtfl="http://schemas.microsoft.com/office/word/2024/wordml/sdtformatlock" xmlns:w16se="http://schemas.microsoft.com/office/word/2015/wordml/symex" mc:Ignorable="w14 w15 w16se w16cid w16 w16cex w16sdtdh w16sdtfl w16du">
   <w:docDefaults>
     <w:rPrDefault>
       <w:rPr>
@@ -539,6 +971,7 @@
   <w:style w:type="paragraph" w:default="1" w:styleId="Normal">
     <w:name w:val="Normal"/>
     <w:qFormat/>
+    <w:rsid w:val="00635028"/>
   </w:style>
   <w:style w:type="paragraph" w:styleId="Ttulo1">
     <w:name w:val="heading 1"/>

--- a/diario_de_bordo.docx
+++ b/diario_de_bordo.docx
@@ -217,7 +217,15 @@
         <w:t xml:space="preserve">de utilização das tecnologias no desenvolvimento de sistema podem </w:t>
       </w:r>
       <w:r>
-        <w:t>impactar diretamente no resultado final do projeto, sendo importante avaliar e planejar bem as ferramentas que serão utilizadas.</w:t>
+        <w:t xml:space="preserve">impactar diretamente no </w:t>
+      </w:r>
+      <w:proofErr w:type="gramStart"/>
+      <w:r>
+        <w:t>resultado final</w:t>
+      </w:r>
+      <w:proofErr w:type="gramEnd"/>
+      <w:r>
+        <w:t xml:space="preserve"> do projeto, sendo importante avaliar e planejar bem as ferramentas que serão utilizadas.</w:t>
       </w:r>
       <w:r>
         <w:br/>
@@ -237,44 +245,23 @@
         <w:spacing w:line="240" w:lineRule="auto"/>
       </w:pPr>
       <w:r>
-        <w:t xml:space="preserve">Data: </w:t>
-      </w:r>
-      <w:r>
-        <w:t>11</w:t>
-      </w:r>
-      <w:r>
-        <w:t>/</w:t>
-      </w:r>
-      <w:r>
-        <w:t>02</w:t>
-      </w:r>
-      <w:r>
-        <w:t>/2026</w:t>
-      </w:r>
-    </w:p>
-    <w:p>
-      <w:pPr>
-        <w:spacing w:line="240" w:lineRule="auto"/>
-      </w:pPr>
-      <w:r>
-        <w:t xml:space="preserve">Participantes: </w:t>
-      </w:r>
-      <w:r>
-        <w:t>Samuel Vieira</w:t>
-      </w:r>
-      <w:r>
-        <w:t xml:space="preserve"> </w:t>
-      </w:r>
-    </w:p>
-    <w:p>
-      <w:pPr>
-        <w:spacing w:line="240" w:lineRule="auto"/>
-      </w:pPr>
-      <w:r>
-        <w:t xml:space="preserve">Atividade: </w:t>
-      </w:r>
-      <w:r>
-        <w:t>Desenvolvimento da primeira versão da Inteligência Artificial</w:t>
+        <w:t>Data: 11/02/2026</w:t>
+      </w:r>
+    </w:p>
+    <w:p>
+      <w:pPr>
+        <w:spacing w:line="240" w:lineRule="auto"/>
+      </w:pPr>
+      <w:r>
+        <w:t xml:space="preserve">Participantes: Samuel Vieira </w:t>
+      </w:r>
+    </w:p>
+    <w:p>
+      <w:pPr>
+        <w:spacing w:line="240" w:lineRule="auto"/>
+      </w:pPr>
+      <w:r>
+        <w:t>Atividade: Desenvolvimento da primeira versão da Inteligência Artificial</w:t>
       </w:r>
     </w:p>
     <w:p>
@@ -300,7 +287,15 @@
         <w:ind w:firstLine="708"/>
       </w:pPr>
       <w:r>
-        <w:t>A IA foi preparada para detectar potenciais doenças e anomalias nas folhas de tomate por meio de fotografias, funcionando como uma demonstração da ideia do projeto. Usamos bases de dados abertas já existentes do github e ferramentas como TensorFlow para treinar o modelo, o que permitiu entender na prática como funciona a coleta, o tratamento e a análise de imagens.</w:t>
+        <w:t xml:space="preserve">A IA foi preparada para detectar potenciais doenças e anomalias nas folhas de tomate por meio de fotografias, funcionando como uma demonstração da ideia do projeto. Usamos bases de dados abertas já existentes do github e ferramentas como </w:t>
+      </w:r>
+      <w:proofErr w:type="spellStart"/>
+      <w:r>
+        <w:t>TensorFlow</w:t>
+      </w:r>
+      <w:proofErr w:type="spellEnd"/>
+      <w:r>
+        <w:t xml:space="preserve"> para treinar o modelo, o que permitiu entender na prática como funciona a coleta, o tratamento e a análise de imagens.</w:t>
       </w:r>
     </w:p>
     <w:p>
@@ -309,7 +304,15 @@
         <w:ind w:firstLine="708"/>
       </w:pPr>
       <w:r>
-        <w:t xml:space="preserve">Nessa etapa, surgiram obstáculos relacionados á qualidade dos dados, exatidão das previsões e limitações do modelo inicial. Contudo, essa primeira </w:t>
+        <w:t xml:space="preserve">Nessa etapa, surgiram obstáculos relacionados </w:t>
+      </w:r>
+      <w:proofErr w:type="spellStart"/>
+      <w:r>
+        <w:t>á</w:t>
+      </w:r>
+      <w:proofErr w:type="spellEnd"/>
+      <w:r>
+        <w:t xml:space="preserve"> qualidade dos dados, exatidão das previsões e limitações do modelo inicial. Contudo, essa primeira </w:t>
       </w:r>
       <w:r>
         <w:t>versão foi essencial para obter conhecimento técnico, avaliar estratégias e identificar melhorias que precisavam ser feitas.</w:t>
@@ -325,13 +328,7 @@
         <w:spacing w:line="240" w:lineRule="auto"/>
       </w:pPr>
       <w:r>
-        <w:t>Data: 1</w:t>
-      </w:r>
-      <w:r>
-        <w:t>3</w:t>
-      </w:r>
-      <w:r>
-        <w:t>/02/2026</w:t>
+        <w:t>Data: 13/02/2026</w:t>
       </w:r>
     </w:p>
     <w:p>
@@ -347,24 +344,28 @@
         <w:spacing w:line="240" w:lineRule="auto"/>
       </w:pPr>
       <w:r>
-        <w:t xml:space="preserve">Atividade: </w:t>
-      </w:r>
-      <w:r>
-        <w:t>Tentativa de deploy da primeira versão da IA na plataforma Render</w:t>
-      </w:r>
-    </w:p>
-    <w:p>
-      <w:pPr>
-        <w:spacing w:line="240" w:lineRule="auto"/>
-      </w:pPr>
-      <w:r>
-        <w:t xml:space="preserve">Tempo gasto: </w:t>
-      </w:r>
-      <w:r>
-        <w:t>2</w:t>
-      </w:r>
-      <w:r>
-        <w:t xml:space="preserve"> horas</w:t>
+        <w:t xml:space="preserve">Atividade: Tentativa de </w:t>
+      </w:r>
+      <w:proofErr w:type="spellStart"/>
+      <w:r>
+        <w:t>deploy</w:t>
+      </w:r>
+      <w:proofErr w:type="spellEnd"/>
+      <w:r>
+        <w:t xml:space="preserve"> da primeira versão da IA na </w:t>
+      </w:r>
+      <w:proofErr w:type="gramStart"/>
+      <w:r>
+        <w:t>plataforma Render</w:t>
+      </w:r>
+      <w:proofErr w:type="gramEnd"/>
+    </w:p>
+    <w:p>
+      <w:pPr>
+        <w:spacing w:line="240" w:lineRule="auto"/>
+      </w:pPr>
+      <w:r>
+        <w:t>Tempo gasto: 2 horas</w:t>
       </w:r>
     </w:p>
     <w:p>
@@ -373,7 +374,23 @@
       </w:pPr>
       <w:r>
         <w:tab/>
-        <w:t>Tentativa de deploy da primeira versão da inteligência artificial na plataforma Render. No entanto, o processo não foi concluído com sucesso, pois a conta gratuita da plataforma não tem os requisitos necessários para executar o modelo da IA.</w:t>
+        <w:t xml:space="preserve">Tentativa de </w:t>
+      </w:r>
+      <w:proofErr w:type="spellStart"/>
+      <w:r>
+        <w:t>deploy</w:t>
+      </w:r>
+      <w:proofErr w:type="spellEnd"/>
+      <w:r>
+        <w:t xml:space="preserve"> da primeira versão da inteligência artificial na </w:t>
+      </w:r>
+      <w:proofErr w:type="gramStart"/>
+      <w:r>
+        <w:t>plataforma Render</w:t>
+      </w:r>
+      <w:proofErr w:type="gramEnd"/>
+      <w:r>
+        <w:t>. No entanto, o processo não foi concluído com sucesso, pois a conta gratuita da plataforma não tem os requisitos necessários para executar o modelo da IA.</w:t>
       </w:r>
     </w:p>
     <w:p>
@@ -396,13 +413,7 @@
       </w:pPr>
       <w:r>
         <w:lastRenderedPageBreak/>
-        <w:t xml:space="preserve">Data: </w:t>
-      </w:r>
-      <w:r>
-        <w:t>25</w:t>
-      </w:r>
-      <w:r>
-        <w:t>/02/2026</w:t>
+        <w:t>Data: 25/02/2026</w:t>
       </w:r>
     </w:p>
     <w:p>
@@ -418,24 +429,15 @@
         <w:spacing w:line="240" w:lineRule="auto"/>
       </w:pPr>
       <w:r>
-        <w:t xml:space="preserve">Atividade: </w:t>
-      </w:r>
-      <w:r>
-        <w:t>Transição do ambiente de desenvolvimento</w:t>
-      </w:r>
-    </w:p>
-    <w:p>
-      <w:pPr>
-        <w:spacing w:line="240" w:lineRule="auto"/>
-      </w:pPr>
-      <w:r>
-        <w:t xml:space="preserve">Tempo gasto: </w:t>
-      </w:r>
-      <w:r>
-        <w:t>2</w:t>
-      </w:r>
-      <w:r>
-        <w:t xml:space="preserve"> horas</w:t>
+        <w:t>Atividade: Transição do ambiente de desenvolvimento</w:t>
+      </w:r>
+    </w:p>
+    <w:p>
+      <w:pPr>
+        <w:spacing w:line="240" w:lineRule="auto"/>
+      </w:pPr>
+      <w:r>
+        <w:t>Tempo gasto: 2 horas</w:t>
       </w:r>
     </w:p>
     <w:p>
@@ -444,7 +446,15 @@
       </w:pPr>
       <w:r>
         <w:tab/>
-        <w:t xml:space="preserve">No dia 25 de fevereiro, realizei a transição do ambiente de desenvolvimento do código da inteligência artificial. Anteriormente, o código estava no Colab, em um notebook jupyter, ainda na versão voltada para a identificação de doenças em tomates. </w:t>
+        <w:t xml:space="preserve">No dia 25 de fevereiro, realizei a transição do ambiente de desenvolvimento do código da inteligência artificial. Anteriormente, o código estava no Colab, em um notebook </w:t>
+      </w:r>
+      <w:proofErr w:type="spellStart"/>
+      <w:r>
+        <w:t>jupyter</w:t>
+      </w:r>
+      <w:proofErr w:type="spellEnd"/>
+      <w:r>
+        <w:t xml:space="preserve">, ainda na versão voltada para a identificação de doenças em tomates. </w:t>
       </w:r>
     </w:p>
     <w:p>
@@ -456,7 +466,847 @@
         <w:t xml:space="preserve">Atualmente, </w:t>
       </w:r>
       <w:r>
-        <w:t>estamos utilizando o Visual Studio Code já adaptado para a cultura de soja com testes já realizados.</w:t>
+        <w:t xml:space="preserve">estamos utilizando o Visual Studio </w:t>
+      </w:r>
+      <w:proofErr w:type="spellStart"/>
+      <w:r>
+        <w:t>Code</w:t>
+      </w:r>
+      <w:proofErr w:type="spellEnd"/>
+      <w:r>
+        <w:t xml:space="preserve"> já adaptado para a cultura de soja com testes já realizados.</w:t>
+      </w:r>
+    </w:p>
+    <w:p>
+      <w:pPr>
+        <w:spacing w:line="240" w:lineRule="auto"/>
+      </w:pPr>
+    </w:p>
+    <w:p>
+      <w:pPr>
+        <w:spacing w:line="240" w:lineRule="auto"/>
+      </w:pPr>
+      <w:r>
+        <w:t>Data: 02/03/2026</w:t>
+      </w:r>
+    </w:p>
+    <w:p>
+      <w:pPr>
+        <w:spacing w:line="240" w:lineRule="auto"/>
+      </w:pPr>
+      <w:r>
+        <w:t xml:space="preserve">Participantes: Octavio Augusto </w:t>
+      </w:r>
+    </w:p>
+    <w:p>
+      <w:pPr>
+        <w:spacing w:line="240" w:lineRule="auto"/>
+      </w:pPr>
+      <w:r>
+        <w:t>Atividade: Estudos dos fundamentos do machine learning</w:t>
+      </w:r>
+    </w:p>
+    <w:p>
+      <w:pPr>
+        <w:spacing w:line="240" w:lineRule="auto"/>
+      </w:pPr>
+      <w:r>
+        <w:t>Tempo gasto: 4 horas</w:t>
+      </w:r>
+    </w:p>
+    <w:p>
+      <w:pPr>
+        <w:spacing w:line="240" w:lineRule="auto"/>
+      </w:pPr>
+      <w:r>
+        <w:tab/>
+      </w:r>
+      <w:proofErr w:type="spellStart"/>
+      <w:r>
+        <w:t>Inciei</w:t>
+      </w:r>
+      <w:proofErr w:type="spellEnd"/>
+      <w:r>
+        <w:t xml:space="preserve"> meus estudos sobre o machine learning pela plataforma DIO com a parceria com o Bradesco, aprendi como funciona o treinamento de máquina o pensamento computacional e a lógica do machine learning. A linguagem utilizada no curso foi o </w:t>
+      </w:r>
+      <w:proofErr w:type="spellStart"/>
+      <w:r>
+        <w:t>python</w:t>
+      </w:r>
+      <w:proofErr w:type="spellEnd"/>
+      <w:r>
+        <w:t xml:space="preserve"> e usando o </w:t>
+      </w:r>
+      <w:proofErr w:type="spellStart"/>
+      <w:r>
+        <w:t>TensorFlow</w:t>
+      </w:r>
+      <w:proofErr w:type="spellEnd"/>
+      <w:r>
+        <w:t>.</w:t>
+      </w:r>
+    </w:p>
+    <w:p>
+      <w:pPr>
+        <w:spacing w:line="240" w:lineRule="auto"/>
+      </w:pPr>
+      <w:r>
+        <w:tab/>
+        <w:t xml:space="preserve">Foi mostrado também como funciona os </w:t>
+      </w:r>
+      <w:proofErr w:type="spellStart"/>
+      <w:r>
+        <w:t>datasets</w:t>
+      </w:r>
+      <w:proofErr w:type="spellEnd"/>
+      <w:r>
+        <w:t xml:space="preserve"> e como isso influência no machine learning.</w:t>
+      </w:r>
+    </w:p>
+    <w:p>
+      <w:pPr>
+        <w:spacing w:line="240" w:lineRule="auto"/>
+      </w:pPr>
+    </w:p>
+    <w:p>
+      <w:pPr>
+        <w:spacing w:line="240" w:lineRule="auto"/>
+      </w:pPr>
+      <w:r>
+        <w:t>Data: 0</w:t>
+      </w:r>
+      <w:r>
+        <w:t>3</w:t>
+      </w:r>
+      <w:r>
+        <w:t>/03/2026</w:t>
+      </w:r>
+    </w:p>
+    <w:p>
+      <w:pPr>
+        <w:spacing w:line="240" w:lineRule="auto"/>
+      </w:pPr>
+      <w:r>
+        <w:t xml:space="preserve">Participantes: </w:t>
+      </w:r>
+      <w:r>
+        <w:t>Leonardo Carrilho</w:t>
+      </w:r>
+      <w:r>
+        <w:t xml:space="preserve"> </w:t>
+      </w:r>
+    </w:p>
+    <w:p>
+      <w:pPr>
+        <w:spacing w:line="240" w:lineRule="auto"/>
+      </w:pPr>
+      <w:r>
+        <w:t xml:space="preserve">Atividade: </w:t>
+      </w:r>
+      <w:r>
+        <w:t xml:space="preserve">Escolha de linguagem </w:t>
+      </w:r>
+      <w:proofErr w:type="gramStart"/>
+      <w:r>
+        <w:t>do web</w:t>
+      </w:r>
+      <w:proofErr w:type="gramEnd"/>
+      <w:r>
+        <w:t xml:space="preserve"> app</w:t>
+      </w:r>
+    </w:p>
+    <w:p>
+      <w:pPr>
+        <w:spacing w:line="240" w:lineRule="auto"/>
+      </w:pPr>
+      <w:r>
+        <w:t xml:space="preserve">Tempo gasto: </w:t>
+      </w:r>
+      <w:r>
+        <w:t>2</w:t>
+      </w:r>
+      <w:r>
+        <w:t xml:space="preserve"> horas</w:t>
+      </w:r>
+    </w:p>
+    <w:p>
+      <w:pPr>
+        <w:spacing w:line="240" w:lineRule="auto"/>
+        <w:rPr>
+          <w:u w:val="single"/>
+        </w:rPr>
+      </w:pPr>
+      <w:r>
+        <w:tab/>
+        <w:t xml:space="preserve">Eu comecei a pesquisar quais seriam as melhores tecnologias para o desenvolvimento do projeto, levei em consideração </w:t>
+      </w:r>
+      <w:r>
+        <w:t>alguns fatores como: desempenho, estabilidade, facilidade de manutenção e compatibilidade com diferentes dispositivos. No processo, eu verifiquei algumas opções de linguagens de programação, frameworks e bibliotecas, buscando entender suas vantagens e desvantagens no projeto.</w:t>
+      </w:r>
+    </w:p>
+    <w:p>
+      <w:pPr>
+        <w:spacing w:line="240" w:lineRule="auto"/>
+      </w:pPr>
+    </w:p>
+    <w:p>
+      <w:pPr>
+        <w:spacing w:line="240" w:lineRule="auto"/>
+      </w:pPr>
+      <w:r>
+        <w:t>Data: 0</w:t>
+      </w:r>
+      <w:r>
+        <w:t>4</w:t>
+      </w:r>
+      <w:r>
+        <w:t>/03/2026</w:t>
+      </w:r>
+    </w:p>
+    <w:p>
+      <w:pPr>
+        <w:spacing w:line="240" w:lineRule="auto"/>
+      </w:pPr>
+      <w:r>
+        <w:t xml:space="preserve">Participantes: Leonardo Carrilho </w:t>
+      </w:r>
+    </w:p>
+    <w:p>
+      <w:pPr>
+        <w:spacing w:line="240" w:lineRule="auto"/>
+      </w:pPr>
+      <w:r>
+        <w:lastRenderedPageBreak/>
+        <w:t xml:space="preserve">Atividade: </w:t>
+      </w:r>
+      <w:r>
+        <w:t xml:space="preserve">Criação </w:t>
+      </w:r>
+      <w:proofErr w:type="gramStart"/>
+      <w:r>
+        <w:t>do web</w:t>
+      </w:r>
+      <w:proofErr w:type="gramEnd"/>
+      <w:r>
+        <w:t xml:space="preserve"> app</w:t>
+      </w:r>
+    </w:p>
+    <w:p>
+      <w:pPr>
+        <w:spacing w:line="240" w:lineRule="auto"/>
+      </w:pPr>
+      <w:r>
+        <w:t xml:space="preserve">Tempo gasto: </w:t>
+      </w:r>
+      <w:r>
+        <w:t>4</w:t>
+      </w:r>
+      <w:r>
+        <w:t xml:space="preserve"> horas</w:t>
+      </w:r>
+    </w:p>
+    <w:p>
+      <w:pPr>
+        <w:spacing w:line="240" w:lineRule="auto"/>
+      </w:pPr>
+      <w:r>
+        <w:tab/>
+        <w:t xml:space="preserve">Iniciei a criação do aplicativo do TCC. Primeiramente, desenvolvi um app nativo utilizando </w:t>
+      </w:r>
+      <w:proofErr w:type="spellStart"/>
+      <w:r>
+        <w:t>React</w:t>
+      </w:r>
+      <w:proofErr w:type="spellEnd"/>
+      <w:r>
+        <w:t xml:space="preserve"> </w:t>
+      </w:r>
+      <w:proofErr w:type="spellStart"/>
+      <w:r>
+        <w:t>Native</w:t>
+      </w:r>
+      <w:proofErr w:type="spellEnd"/>
+      <w:r>
+        <w:t xml:space="preserve">. Porém, devido à complexidade da linguagem e à difícil manutenção, então optamos por mudar para o </w:t>
+      </w:r>
+      <w:proofErr w:type="spellStart"/>
+      <w:r>
+        <w:t>Create</w:t>
+      </w:r>
+      <w:proofErr w:type="spellEnd"/>
+      <w:r>
+        <w:t xml:space="preserve"> </w:t>
+      </w:r>
+      <w:proofErr w:type="spellStart"/>
+      <w:r>
+        <w:t>React</w:t>
+      </w:r>
+      <w:proofErr w:type="spellEnd"/>
+      <w:r>
+        <w:t xml:space="preserve"> App. No entanto definimos a linguagem para o framework React.js + Vite.</w:t>
+      </w:r>
+    </w:p>
+    <w:p>
+      <w:pPr>
+        <w:spacing w:line="240" w:lineRule="auto"/>
+      </w:pPr>
+    </w:p>
+    <w:p>
+      <w:pPr>
+        <w:spacing w:line="240" w:lineRule="auto"/>
+      </w:pPr>
+      <w:r>
+        <w:t>Data: 0</w:t>
+      </w:r>
+      <w:r>
+        <w:t>4/</w:t>
+      </w:r>
+      <w:r>
+        <w:t>03/2026</w:t>
+      </w:r>
+    </w:p>
+    <w:p>
+      <w:pPr>
+        <w:spacing w:line="240" w:lineRule="auto"/>
+      </w:pPr>
+      <w:r>
+        <w:t xml:space="preserve">Participantes: </w:t>
+      </w:r>
+      <w:r>
+        <w:t>Octavio Augusto</w:t>
+      </w:r>
+      <w:r>
+        <w:t xml:space="preserve"> </w:t>
+      </w:r>
+    </w:p>
+    <w:p>
+      <w:pPr>
+        <w:spacing w:line="240" w:lineRule="auto"/>
+      </w:pPr>
+      <w:r>
+        <w:t xml:space="preserve">Atividade: </w:t>
+      </w:r>
+      <w:r>
+        <w:t>Adaptação do modelo do machine learning para a nossa ideia principal</w:t>
+      </w:r>
+    </w:p>
+    <w:p>
+      <w:pPr>
+        <w:spacing w:line="240" w:lineRule="auto"/>
+      </w:pPr>
+      <w:r>
+        <w:t xml:space="preserve">Tempo gasto: </w:t>
+      </w:r>
+      <w:r>
+        <w:t>8</w:t>
+      </w:r>
+      <w:r>
+        <w:t xml:space="preserve"> horas</w:t>
+      </w:r>
+    </w:p>
+    <w:p>
+      <w:pPr>
+        <w:spacing w:line="240" w:lineRule="auto"/>
+      </w:pPr>
+      <w:r>
+        <w:tab/>
+        <w:t xml:space="preserve">Neste dia eu pedi para o meu companheiro Samuel Vieira me passar o nosso modelo do machine learning para eu assumir esta tarefa, ele concordou e me mandou. Neste mesmo dia comecei ir em busca dos </w:t>
+      </w:r>
+      <w:proofErr w:type="spellStart"/>
+      <w:r>
+        <w:t>dataset</w:t>
+      </w:r>
+      <w:proofErr w:type="spellEnd"/>
+      <w:r>
+        <w:t xml:space="preserve"> para poder colocar no treinamento.</w:t>
+      </w:r>
+    </w:p>
+    <w:p>
+      <w:pPr>
+        <w:spacing w:line="240" w:lineRule="auto"/>
+      </w:pPr>
+    </w:p>
+    <w:p>
+      <w:pPr>
+        <w:spacing w:line="240" w:lineRule="auto"/>
+      </w:pPr>
+      <w:r>
+        <w:t>Data: 0</w:t>
+      </w:r>
+      <w:r>
+        <w:t>5</w:t>
+      </w:r>
+      <w:r>
+        <w:t>/03/2026</w:t>
+      </w:r>
+    </w:p>
+    <w:p>
+      <w:pPr>
+        <w:spacing w:line="240" w:lineRule="auto"/>
+      </w:pPr>
+      <w:r>
+        <w:t xml:space="preserve">Participantes: Leonardo Carrilho </w:t>
+      </w:r>
+    </w:p>
+    <w:p>
+      <w:pPr>
+        <w:spacing w:line="240" w:lineRule="auto"/>
+      </w:pPr>
+      <w:r>
+        <w:t xml:space="preserve">Atividade: </w:t>
+      </w:r>
+      <w:r>
+        <w:t>Desenvolvimento inicial</w:t>
+      </w:r>
+    </w:p>
+    <w:p>
+      <w:pPr>
+        <w:spacing w:line="240" w:lineRule="auto"/>
+      </w:pPr>
+      <w:r>
+        <w:t>Tempo gasto: 2 horas</w:t>
+      </w:r>
+    </w:p>
+    <w:p>
+      <w:pPr>
+        <w:spacing w:line="240" w:lineRule="auto"/>
+      </w:pPr>
+      <w:r>
+        <w:tab/>
+        <w:t xml:space="preserve">Comecei o desenvolvimento das partes iniciais </w:t>
+      </w:r>
+      <w:proofErr w:type="gramStart"/>
+      <w:r>
+        <w:t>do web</w:t>
+      </w:r>
+      <w:proofErr w:type="gramEnd"/>
+      <w:r>
+        <w:t xml:space="preserve"> app, comecei com um login funcional e cadastro. O cadastro da fazenda foi criado separadamente do perfil.</w:t>
+      </w:r>
+    </w:p>
+    <w:p>
+      <w:pPr>
+        <w:spacing w:line="240" w:lineRule="auto"/>
+      </w:pPr>
+    </w:p>
+    <w:p>
+      <w:pPr>
+        <w:spacing w:line="240" w:lineRule="auto"/>
+      </w:pPr>
+      <w:r>
+        <w:t>Data: 0</w:t>
+      </w:r>
+      <w:r>
+        <w:t>6</w:t>
+      </w:r>
+      <w:r>
+        <w:t>/03/2026</w:t>
+      </w:r>
+    </w:p>
+    <w:p>
+      <w:pPr>
+        <w:spacing w:line="240" w:lineRule="auto"/>
+      </w:pPr>
+      <w:r>
+        <w:t xml:space="preserve">Participantes: Leonardo Carrilho </w:t>
+      </w:r>
+    </w:p>
+    <w:p>
+      <w:pPr>
+        <w:spacing w:line="240" w:lineRule="auto"/>
+      </w:pPr>
+      <w:r>
+        <w:t xml:space="preserve">Atividade: </w:t>
+      </w:r>
+      <w:r>
+        <w:t xml:space="preserve">Criação home </w:t>
+      </w:r>
+      <w:proofErr w:type="spellStart"/>
+      <w:r>
+        <w:t>page</w:t>
+      </w:r>
+      <w:proofErr w:type="spellEnd"/>
+    </w:p>
+    <w:p>
+      <w:pPr>
+        <w:spacing w:line="240" w:lineRule="auto"/>
+      </w:pPr>
+      <w:r>
+        <w:t>Tempo gasto: 2 horas</w:t>
+      </w:r>
+    </w:p>
+    <w:p>
+      <w:pPr>
+        <w:spacing w:line="240" w:lineRule="auto"/>
+      </w:pPr>
+      <w:r>
+        <w:tab/>
+        <w:t xml:space="preserve">Desenvolvi a página inicial (home) </w:t>
+      </w:r>
+      <w:proofErr w:type="gramStart"/>
+      <w:r>
+        <w:t>do web</w:t>
+      </w:r>
+      <w:proofErr w:type="gramEnd"/>
+      <w:r>
+        <w:t xml:space="preserve"> app. Por enquanto está como uma estrutura básica, sem funcionalidades avançadas.</w:t>
+      </w:r>
+    </w:p>
+    <w:p>
+      <w:pPr>
+        <w:spacing w:line="240" w:lineRule="auto"/>
+      </w:pPr>
+    </w:p>
+    <w:p>
+      <w:pPr>
+        <w:spacing w:line="240" w:lineRule="auto"/>
+      </w:pPr>
+      <w:r>
+        <w:t>Data: 0</w:t>
+      </w:r>
+      <w:r>
+        <w:t>8</w:t>
+      </w:r>
+      <w:r>
+        <w:t>/03/2026</w:t>
+      </w:r>
+    </w:p>
+    <w:p>
+      <w:pPr>
+        <w:spacing w:line="240" w:lineRule="auto"/>
+      </w:pPr>
+      <w:r>
+        <w:t xml:space="preserve">Participantes: Leonardo Carrilho </w:t>
+      </w:r>
+    </w:p>
+    <w:p>
+      <w:pPr>
+        <w:spacing w:line="240" w:lineRule="auto"/>
+      </w:pPr>
+      <w:r>
+        <w:t xml:space="preserve">Atividade: </w:t>
+      </w:r>
+      <w:r>
+        <w:t xml:space="preserve">Criação página de perfil e </w:t>
+      </w:r>
+      <w:r>
+        <w:t>menu bar</w:t>
+      </w:r>
+    </w:p>
+    <w:p>
+      <w:pPr>
+        <w:spacing w:line="240" w:lineRule="auto"/>
+      </w:pPr>
+      <w:r>
+        <w:lastRenderedPageBreak/>
+        <w:t xml:space="preserve">Tempo gasto: </w:t>
+      </w:r>
+      <w:r>
+        <w:t>3</w:t>
+      </w:r>
+      <w:r>
+        <w:t xml:space="preserve"> horas</w:t>
+      </w:r>
+    </w:p>
+    <w:p>
+      <w:pPr>
+        <w:spacing w:line="240" w:lineRule="auto"/>
+      </w:pPr>
+      <w:r>
+        <w:tab/>
+        <w:t xml:space="preserve">Criei uma página de perfil, onde as suas informações e da fazenda são conectadas corretamente com o cadastro, corrigi alguns bugs que a nossa home apresentou. Para facilitar a navegação entre páginas, criei um menu bar </w:t>
+      </w:r>
+      <w:proofErr w:type="spellStart"/>
+      <w:r>
+        <w:t>inpirado</w:t>
+      </w:r>
+      <w:proofErr w:type="spellEnd"/>
+      <w:r>
+        <w:t xml:space="preserve"> no do Nubank e então o resultado saiu como esperado.</w:t>
+      </w:r>
+    </w:p>
+    <w:p>
+      <w:pPr>
+        <w:spacing w:line="240" w:lineRule="auto"/>
+      </w:pPr>
+    </w:p>
+    <w:p>
+      <w:pPr>
+        <w:spacing w:line="240" w:lineRule="auto"/>
+      </w:pPr>
+      <w:r>
+        <w:t>Data: 0</w:t>
+      </w:r>
+      <w:r>
+        <w:t>9</w:t>
+      </w:r>
+      <w:r>
+        <w:t>/03/2026</w:t>
+      </w:r>
+    </w:p>
+    <w:p>
+      <w:pPr>
+        <w:spacing w:line="240" w:lineRule="auto"/>
+      </w:pPr>
+      <w:r>
+        <w:t xml:space="preserve">Participantes: Leonardo Carrilho </w:t>
+      </w:r>
+    </w:p>
+    <w:p>
+      <w:pPr>
+        <w:spacing w:line="240" w:lineRule="auto"/>
+      </w:pPr>
+      <w:r>
+        <w:t xml:space="preserve">Atividade: </w:t>
+      </w:r>
+      <w:r>
+        <w:t>Melhoria de visual do app</w:t>
+      </w:r>
+    </w:p>
+    <w:p>
+      <w:pPr>
+        <w:spacing w:line="240" w:lineRule="auto"/>
+      </w:pPr>
+      <w:r>
+        <w:t xml:space="preserve">Tempo gasto: </w:t>
+      </w:r>
+      <w:r>
+        <w:t>3</w:t>
+      </w:r>
+      <w:r>
+        <w:t xml:space="preserve"> horas</w:t>
+      </w:r>
+      <w:r>
+        <w:t xml:space="preserve"> e 30 minutos</w:t>
+      </w:r>
+    </w:p>
+    <w:p>
+      <w:pPr>
+        <w:spacing w:line="240" w:lineRule="auto"/>
+      </w:pPr>
+      <w:r>
+        <w:tab/>
+        <w:t xml:space="preserve">O visual antigo do aplicativo estava ultrapassado e não possuía o efeito profissionalismo que nós estávamos buscando; então utilizei uma ferramenta da Google, chamada Google </w:t>
+      </w:r>
+      <w:proofErr w:type="spellStart"/>
+      <w:r>
+        <w:t>Stitch</w:t>
+      </w:r>
+      <w:proofErr w:type="spellEnd"/>
+      <w:r>
+        <w:t xml:space="preserve">, que é uma I.A. que monta apenas o U.I. e não o código, a imagem acima representa a nossa nova interface. Adicionei </w:t>
+      </w:r>
+      <w:proofErr w:type="spellStart"/>
+      <w:r>
+        <w:t>algumas</w:t>
+      </w:r>
+      <w:proofErr w:type="spellEnd"/>
+      <w:r>
+        <w:t xml:space="preserve"> funcionalidades a página de perfil.</w:t>
+      </w:r>
+    </w:p>
+    <w:p>
+      <w:pPr>
+        <w:spacing w:line="240" w:lineRule="auto"/>
+      </w:pPr>
+    </w:p>
+    <w:p>
+      <w:pPr>
+        <w:spacing w:line="240" w:lineRule="auto"/>
+      </w:pPr>
+      <w:r>
+        <w:t>Data: 09/03/2026</w:t>
+      </w:r>
+    </w:p>
+    <w:p>
+      <w:pPr>
+        <w:spacing w:line="240" w:lineRule="auto"/>
+      </w:pPr>
+      <w:r>
+        <w:t xml:space="preserve">Participantes: </w:t>
+      </w:r>
+      <w:r>
+        <w:t>Octávio Augusto</w:t>
+      </w:r>
+      <w:r>
+        <w:t xml:space="preserve"> </w:t>
+      </w:r>
+    </w:p>
+    <w:p>
+      <w:pPr>
+        <w:spacing w:line="240" w:lineRule="auto"/>
+      </w:pPr>
+      <w:r>
+        <w:t xml:space="preserve">Atividade: </w:t>
+      </w:r>
+      <w:r>
+        <w:t xml:space="preserve">Procura de </w:t>
+      </w:r>
+      <w:proofErr w:type="spellStart"/>
+      <w:r>
+        <w:t>datasets</w:t>
+      </w:r>
+      <w:proofErr w:type="spellEnd"/>
+      <w:r>
+        <w:t xml:space="preserve"> de doença de soja</w:t>
+      </w:r>
+    </w:p>
+    <w:p>
+      <w:pPr>
+        <w:spacing w:line="240" w:lineRule="auto"/>
+      </w:pPr>
+      <w:r>
+        <w:t xml:space="preserve">Tempo gasto: </w:t>
+      </w:r>
+      <w:r>
+        <w:t>2</w:t>
+      </w:r>
+      <w:r>
+        <w:t xml:space="preserve"> horas e 30 minutos</w:t>
+      </w:r>
+    </w:p>
+    <w:p>
+      <w:pPr>
+        <w:spacing w:line="240" w:lineRule="auto"/>
+      </w:pPr>
+      <w:r>
+        <w:tab/>
+        <w:t xml:space="preserve">Neste dia fui a procura de </w:t>
+      </w:r>
+      <w:proofErr w:type="spellStart"/>
+      <w:r>
+        <w:t>dataset</w:t>
+      </w:r>
+      <w:proofErr w:type="spellEnd"/>
+      <w:r>
+        <w:t xml:space="preserve"> com imagens de doenças na soja e de sojas saudáveis.</w:t>
+      </w:r>
+    </w:p>
+    <w:p>
+      <w:pPr>
+        <w:spacing w:line="240" w:lineRule="auto"/>
+      </w:pPr>
+      <w:r>
+        <w:tab/>
+        <w:t xml:space="preserve">Encontrei em alguns sites </w:t>
+      </w:r>
+      <w:r>
+        <w:t xml:space="preserve">vários </w:t>
+      </w:r>
+      <w:proofErr w:type="spellStart"/>
+      <w:r>
+        <w:t>dataset</w:t>
+      </w:r>
+      <w:proofErr w:type="spellEnd"/>
+      <w:r>
+        <w:t xml:space="preserve"> com as imagens e encontrei um com fotos tirada por drones, isso enriqueceu muito o nosso machine learning pois utilizaremos um drone para capturar as fotos. As doenças que eu encontrei </w:t>
+      </w:r>
+      <w:r>
+        <w:t xml:space="preserve">para o </w:t>
+      </w:r>
+      <w:proofErr w:type="spellStart"/>
+      <w:r>
+        <w:t>dataset</w:t>
+      </w:r>
+      <w:proofErr w:type="spellEnd"/>
+      <w:r>
+        <w:t xml:space="preserve"> foi: </w:t>
+      </w:r>
+      <w:proofErr w:type="spellStart"/>
+      <w:r>
+        <w:t>Cercospora</w:t>
+      </w:r>
+      <w:proofErr w:type="spellEnd"/>
+      <w:r>
+        <w:t xml:space="preserve">, Ferrugem Asiática, Olho de rã, Mancha Bacteriana, Mancha Marrom e Ataques de Lagarta; também precisei colher </w:t>
+      </w:r>
+      <w:proofErr w:type="spellStart"/>
+      <w:r>
+        <w:t>dataset</w:t>
+      </w:r>
+      <w:proofErr w:type="spellEnd"/>
+      <w:r>
+        <w:t xml:space="preserve"> de sojas saudáveis.</w:t>
+      </w:r>
+    </w:p>
+    <w:p>
+      <w:pPr>
+        <w:spacing w:line="240" w:lineRule="auto"/>
+      </w:pPr>
+    </w:p>
+    <w:p>
+      <w:pPr>
+        <w:spacing w:line="240" w:lineRule="auto"/>
+      </w:pPr>
+      <w:r>
+        <w:t>Data: 09/03/2026</w:t>
+      </w:r>
+    </w:p>
+    <w:p>
+      <w:pPr>
+        <w:spacing w:line="240" w:lineRule="auto"/>
+      </w:pPr>
+      <w:r>
+        <w:t xml:space="preserve">Participantes: </w:t>
+      </w:r>
+      <w:r>
+        <w:t>Octávio Augusto</w:t>
+      </w:r>
+      <w:r>
+        <w:t xml:space="preserve"> </w:t>
+      </w:r>
+    </w:p>
+    <w:p>
+      <w:pPr>
+        <w:spacing w:line="240" w:lineRule="auto"/>
+      </w:pPr>
+      <w:r>
+        <w:t xml:space="preserve">Atividade: </w:t>
+      </w:r>
+      <w:r>
+        <w:t xml:space="preserve">Modificação e melhorias do machine learning e o primeiro treinamento com os novos </w:t>
+      </w:r>
+      <w:proofErr w:type="spellStart"/>
+      <w:r>
+        <w:t>datasets</w:t>
+      </w:r>
+      <w:proofErr w:type="spellEnd"/>
+    </w:p>
+    <w:p>
+      <w:pPr>
+        <w:spacing w:line="240" w:lineRule="auto"/>
+      </w:pPr>
+      <w:r>
+        <w:t xml:space="preserve">Tempo gasto: </w:t>
+      </w:r>
+      <w:r>
+        <w:t>4 horas</w:t>
+      </w:r>
+    </w:p>
+    <w:p>
+      <w:pPr>
+        <w:spacing w:line="240" w:lineRule="auto"/>
+      </w:pPr>
+      <w:r>
+        <w:tab/>
+        <w:t xml:space="preserve">Fazendo as melhorias necessárias melhorando a precisão comecei a fazer o primeiro treinamento, tinha em média 2.300 imagens em treinamento em duas </w:t>
+      </w:r>
+      <w:proofErr w:type="spellStart"/>
+      <w:r>
+        <w:lastRenderedPageBreak/>
+        <w:t>epoch</w:t>
+      </w:r>
+      <w:proofErr w:type="spellEnd"/>
+      <w:r>
+        <w:t xml:space="preserve">, o primeiro com 15 e o segundo com 40, essas eram as fases de treinamento, levou 4 horas para concluir, o resultado foi </w:t>
+      </w:r>
+      <w:proofErr w:type="gramStart"/>
+      <w:r>
+        <w:t>promissor</w:t>
+      </w:r>
+      <w:proofErr w:type="gramEnd"/>
+      <w:r>
+        <w:t xml:space="preserve"> mas não nos agradou.</w:t>
       </w:r>
     </w:p>
     <w:p>
@@ -472,16 +1322,157 @@
         <w:t xml:space="preserve">Data: </w:t>
       </w:r>
       <w:r>
-        <w:t>02</w:t>
-      </w:r>
-      <w:r>
-        <w:t>/0</w:t>
-      </w:r>
-      <w:r>
-        <w:t>3</w:t>
-      </w:r>
-      <w:r>
-        <w:t>/2026</w:t>
+        <w:t>10</w:t>
+      </w:r>
+      <w:r>
+        <w:t>/03/2026</w:t>
+      </w:r>
+    </w:p>
+    <w:p>
+      <w:pPr>
+        <w:spacing w:line="240" w:lineRule="auto"/>
+      </w:pPr>
+      <w:r>
+        <w:t xml:space="preserve">Participante: Leonardo Carrilho </w:t>
+      </w:r>
+    </w:p>
+    <w:p>
+      <w:pPr>
+        <w:spacing w:line="240" w:lineRule="auto"/>
+      </w:pPr>
+      <w:r>
+        <w:t xml:space="preserve">Atividade: </w:t>
+      </w:r>
+      <w:r>
+        <w:t>Unir os dois cadastros e correção de bugs</w:t>
+      </w:r>
+    </w:p>
+    <w:p>
+      <w:pPr>
+        <w:spacing w:line="240" w:lineRule="auto"/>
+      </w:pPr>
+      <w:r>
+        <w:t xml:space="preserve">Tempo gasto: </w:t>
+      </w:r>
+      <w:r>
+        <w:t>2</w:t>
+      </w:r>
+      <w:r>
+        <w:t xml:space="preserve"> horas e</w:t>
+      </w:r>
+      <w:r>
+        <w:t xml:space="preserve"> 15</w:t>
+      </w:r>
+      <w:r>
+        <w:t xml:space="preserve"> minutos</w:t>
+      </w:r>
+    </w:p>
+    <w:p>
+      <w:pPr>
+        <w:spacing w:line="240" w:lineRule="auto"/>
+      </w:pPr>
+      <w:r>
+        <w:tab/>
+        <w:t xml:space="preserve">Hoje, eu decidi unir os dois cadastros, pois cadastrar um perfil e depois a fazenda parece ser </w:t>
+      </w:r>
+      <w:proofErr w:type="gramStart"/>
+      <w:r>
+        <w:t>confuso</w:t>
+      </w:r>
+      <w:proofErr w:type="gramEnd"/>
+      <w:r>
+        <w:t xml:space="preserve">. Na página da home, adicionei nos cards de monitoramento uma API de clima, que ao cadastrar uma cidade, a temperatura e umidade são inseridos nos cards. A integração do cadastro da fazenda não funcionou, uma série de bugs apareceu e por conta disso não pude seguir em frente </w:t>
+      </w:r>
+      <w:r>
+        <w:t>com a integração.</w:t>
+      </w:r>
+    </w:p>
+    <w:p>
+      <w:pPr>
+        <w:spacing w:line="240" w:lineRule="auto"/>
+      </w:pPr>
+    </w:p>
+    <w:p>
+      <w:pPr>
+        <w:spacing w:line="240" w:lineRule="auto"/>
+      </w:pPr>
+      <w:r>
+        <w:t xml:space="preserve">Data: </w:t>
+      </w:r>
+      <w:r>
+        <w:t>11</w:t>
+      </w:r>
+      <w:r>
+        <w:t>/03/2026</w:t>
+      </w:r>
+    </w:p>
+    <w:p>
+      <w:pPr>
+        <w:spacing w:line="240" w:lineRule="auto"/>
+      </w:pPr>
+      <w:r>
+        <w:t xml:space="preserve">Participantes: Leonardo Carrilho </w:t>
+      </w:r>
+    </w:p>
+    <w:p>
+      <w:pPr>
+        <w:spacing w:line="240" w:lineRule="auto"/>
+      </w:pPr>
+      <w:r>
+        <w:t xml:space="preserve">Atividade: </w:t>
+      </w:r>
+      <w:r>
+        <w:t>Nova tentativa de integração</w:t>
+      </w:r>
+    </w:p>
+    <w:p>
+      <w:pPr>
+        <w:spacing w:line="240" w:lineRule="auto"/>
+      </w:pPr>
+      <w:r>
+        <w:t xml:space="preserve">Tempo gasto: </w:t>
+      </w:r>
+      <w:r>
+        <w:t>1</w:t>
+      </w:r>
+      <w:r>
+        <w:t xml:space="preserve"> horas e 30 minutos</w:t>
+      </w:r>
+    </w:p>
+    <w:p>
+      <w:pPr>
+        <w:spacing w:line="240" w:lineRule="auto"/>
+      </w:pPr>
+      <w:r>
+        <w:tab/>
+        <w:t xml:space="preserve">Novamente fiz a integração dos cadastros e funcionou corretamente, corrigi um bug que o </w:t>
+      </w:r>
+      <w:proofErr w:type="spellStart"/>
+      <w:r>
+        <w:t>footer</w:t>
+      </w:r>
+      <w:proofErr w:type="spellEnd"/>
+      <w:r>
+        <w:t xml:space="preserve"> apresentou pois não ficava “grudado” no final da tela.</w:t>
+      </w:r>
+    </w:p>
+    <w:p>
+      <w:pPr>
+        <w:spacing w:line="240" w:lineRule="auto"/>
+      </w:pPr>
+    </w:p>
+    <w:p>
+      <w:pPr>
+        <w:spacing w:line="240" w:lineRule="auto"/>
+      </w:pPr>
+      <w:r>
+        <w:t xml:space="preserve">Data: </w:t>
+      </w:r>
+      <w:r>
+        <w:t>11</w:t>
+      </w:r>
+      <w:r>
+        <w:t>/03/2026</w:t>
       </w:r>
     </w:p>
     <w:p>
@@ -492,6 +1483,98 @@
         <w:t xml:space="preserve">Participantes: </w:t>
       </w:r>
       <w:r>
+        <w:t>Samuel Vieira</w:t>
+      </w:r>
+      <w:r>
+        <w:t xml:space="preserve"> </w:t>
+      </w:r>
+    </w:p>
+    <w:p>
+      <w:pPr>
+        <w:spacing w:line="240" w:lineRule="auto"/>
+      </w:pPr>
+      <w:r>
+        <w:t xml:space="preserve">Atividade: </w:t>
+      </w:r>
+      <w:r>
+        <w:t xml:space="preserve">Nova tentativa de </w:t>
+      </w:r>
+      <w:proofErr w:type="spellStart"/>
+      <w:r>
+        <w:t>deploy</w:t>
+      </w:r>
+      <w:proofErr w:type="spellEnd"/>
+      <w:r>
+        <w:t xml:space="preserve"> do modelo de teste</w:t>
+      </w:r>
+    </w:p>
+    <w:p>
+      <w:pPr>
+        <w:spacing w:line="240" w:lineRule="auto"/>
+      </w:pPr>
+      <w:r>
+        <w:t xml:space="preserve">Tempo gasto: </w:t>
+      </w:r>
+      <w:r>
+        <w:t>1</w:t>
+      </w:r>
+      <w:r>
+        <w:t xml:space="preserve"> horas e 30 minutos</w:t>
+      </w:r>
+    </w:p>
+    <w:p>
+      <w:pPr>
+        <w:spacing w:line="240" w:lineRule="auto"/>
+      </w:pPr>
+      <w:r>
+        <w:tab/>
+        <w:t xml:space="preserve">Tentei realizar o </w:t>
+      </w:r>
+      <w:proofErr w:type="spellStart"/>
+      <w:r>
+        <w:t>deploy</w:t>
+      </w:r>
+      <w:proofErr w:type="spellEnd"/>
+      <w:r>
+        <w:t xml:space="preserve"> do modelo de teste novamente, no entanto não obtive sucesso, dessa forma identifiquei que seria necessário adquirir um plano pago para conseguir hospedar a aplicação corretamente.</w:t>
+      </w:r>
+    </w:p>
+    <w:p>
+      <w:pPr>
+        <w:spacing w:line="240" w:lineRule="auto"/>
+      </w:pPr>
+      <w:r>
+        <w:tab/>
+        <w:t>Diante disso pesquisei novas plataformas com o objetivo de viabilizar a hospedagem da aplicação.</w:t>
+      </w:r>
+    </w:p>
+    <w:p>
+      <w:pPr>
+        <w:spacing w:line="240" w:lineRule="auto"/>
+      </w:pPr>
+    </w:p>
+    <w:p>
+      <w:pPr>
+        <w:spacing w:line="240" w:lineRule="auto"/>
+      </w:pPr>
+      <w:r>
+        <w:t xml:space="preserve">Data: </w:t>
+      </w:r>
+      <w:r>
+        <w:t>11</w:t>
+      </w:r>
+      <w:r>
+        <w:t>/03/2026</w:t>
+      </w:r>
+    </w:p>
+    <w:p>
+      <w:pPr>
+        <w:spacing w:line="240" w:lineRule="auto"/>
+      </w:pPr>
+      <w:r>
+        <w:t xml:space="preserve">Participantes: </w:t>
+      </w:r>
+      <w:r>
         <w:t>Octavio Augusto</w:t>
       </w:r>
       <w:r>
@@ -506,17 +1589,200 @@
         <w:t xml:space="preserve">Atividade: </w:t>
       </w:r>
       <w:r>
-        <w:t>Estudos dos fundamentos do machine learning</w:t>
-      </w:r>
-    </w:p>
-    <w:p>
-      <w:pPr>
-        <w:spacing w:line="240" w:lineRule="auto"/>
-      </w:pPr>
-      <w:r>
+        <w:t xml:space="preserve">Aumento do </w:t>
+      </w:r>
+      <w:proofErr w:type="spellStart"/>
+      <w:r>
+        <w:t>dataset</w:t>
+      </w:r>
+      <w:proofErr w:type="spellEnd"/>
+      <w:r>
+        <w:t xml:space="preserve"> e melhorias nas leituras</w:t>
+      </w:r>
+    </w:p>
+    <w:p>
+      <w:pPr>
+        <w:spacing w:line="240" w:lineRule="auto"/>
+      </w:pPr>
+      <w:r>
+        <w:lastRenderedPageBreak/>
         <w:t xml:space="preserve">Tempo gasto: </w:t>
       </w:r>
       <w:r>
+        <w:t>9 horas</w:t>
+      </w:r>
+    </w:p>
+    <w:p>
+      <w:pPr>
+        <w:spacing w:line="240" w:lineRule="auto"/>
+      </w:pPr>
+      <w:r>
+        <w:tab/>
+        <w:t xml:space="preserve">Neste dia aumentei o número de imagens no </w:t>
+      </w:r>
+      <w:proofErr w:type="spellStart"/>
+      <w:r>
+        <w:t>dataset</w:t>
+      </w:r>
+      <w:proofErr w:type="spellEnd"/>
+      <w:r>
+        <w:t xml:space="preserve"> indo para 8.135 imagens, melhorei o código em </w:t>
+      </w:r>
+      <w:proofErr w:type="spellStart"/>
+      <w:r>
+        <w:t>python</w:t>
+      </w:r>
+      <w:proofErr w:type="spellEnd"/>
+      <w:r>
+        <w:t xml:space="preserve"> para que reconhecesse melhor as imagens na hora do treinamento, desta vez o treinamento durou 9 horas, teve uma melhora significativa, porém demonstrou dificuldade em diferenciar certos tipos de doenças.</w:t>
+      </w:r>
+    </w:p>
+    <w:p>
+      <w:pPr>
+        <w:spacing w:line="240" w:lineRule="auto"/>
+      </w:pPr>
+    </w:p>
+    <w:p>
+      <w:pPr>
+        <w:spacing w:line="240" w:lineRule="auto"/>
+      </w:pPr>
+      <w:r>
+        <w:t xml:space="preserve">Data: </w:t>
+      </w:r>
+      <w:r>
+        <w:t>12</w:t>
+      </w:r>
+      <w:r>
+        <w:t>/03/2026</w:t>
+      </w:r>
+    </w:p>
+    <w:p>
+      <w:pPr>
+        <w:spacing w:line="240" w:lineRule="auto"/>
+      </w:pPr>
+      <w:r>
+        <w:t xml:space="preserve">Participantes: </w:t>
+      </w:r>
+      <w:r>
+        <w:t>Octavio Augusto</w:t>
+      </w:r>
+      <w:r>
+        <w:t xml:space="preserve"> </w:t>
+      </w:r>
+    </w:p>
+    <w:p>
+      <w:pPr>
+        <w:spacing w:line="240" w:lineRule="auto"/>
+      </w:pPr>
+      <w:r>
+        <w:t xml:space="preserve">Atividade: </w:t>
+      </w:r>
+      <w:r>
+        <w:t xml:space="preserve">Remoção de doenças desnecessárias e o </w:t>
+      </w:r>
+      <w:r>
+        <w:t xml:space="preserve">em </w:t>
+      </w:r>
+      <w:proofErr w:type="gramStart"/>
+      <w:r>
+        <w:t>arquivo .</w:t>
+      </w:r>
+      <w:proofErr w:type="spellStart"/>
+      <w:r>
+        <w:t>keras</w:t>
+      </w:r>
+      <w:proofErr w:type="spellEnd"/>
+      <w:proofErr w:type="gramEnd"/>
+    </w:p>
+    <w:p>
+      <w:pPr>
+        <w:spacing w:line="240" w:lineRule="auto"/>
+      </w:pPr>
+      <w:r>
+        <w:t xml:space="preserve">Tempo gasto: </w:t>
+      </w:r>
+      <w:r>
+        <w:t>7</w:t>
+      </w:r>
+      <w:r>
+        <w:t xml:space="preserve"> horas</w:t>
+      </w:r>
+    </w:p>
+    <w:p>
+      <w:pPr>
+        <w:spacing w:line="240" w:lineRule="auto"/>
+      </w:pPr>
+      <w:r>
+        <w:tab/>
+      </w:r>
+      <w:proofErr w:type="spellStart"/>
+      <w:r>
+        <w:t>Remvoi</w:t>
+      </w:r>
+      <w:proofErr w:type="spellEnd"/>
+      <w:r>
+        <w:t xml:space="preserve"> as doenças desnecessárias que foram: Olho de rã e a Mancha Marrom. Feito isso eu foquei na parte de salvar o arquivo em que no momento estou salvando </w:t>
+      </w:r>
+      <w:proofErr w:type="gramStart"/>
+      <w:r>
+        <w:t>em .</w:t>
+      </w:r>
+      <w:proofErr w:type="spellStart"/>
+      <w:r>
+        <w:t>keras</w:t>
+      </w:r>
+      <w:proofErr w:type="spellEnd"/>
+      <w:proofErr w:type="gramEnd"/>
+      <w:r>
+        <w:t>, o treinamento levou 7 horas sem problemas para salvar. O resultado foi melhor do que esperava.</w:t>
+      </w:r>
+    </w:p>
+    <w:p>
+      <w:pPr>
+        <w:spacing w:line="240" w:lineRule="auto"/>
+      </w:pPr>
+    </w:p>
+    <w:p>
+      <w:pPr>
+        <w:spacing w:line="240" w:lineRule="auto"/>
+      </w:pPr>
+      <w:r>
+        <w:t xml:space="preserve">Data: </w:t>
+      </w:r>
+      <w:r>
+        <w:t>12</w:t>
+      </w:r>
+      <w:r>
+        <w:t>/03/2026</w:t>
+      </w:r>
+    </w:p>
+    <w:p>
+      <w:pPr>
+        <w:spacing w:line="240" w:lineRule="auto"/>
+      </w:pPr>
+      <w:r>
+        <w:t xml:space="preserve">Participantes: Leonardo Carrilho </w:t>
+      </w:r>
+    </w:p>
+    <w:p>
+      <w:pPr>
+        <w:spacing w:line="240" w:lineRule="auto"/>
+      </w:pPr>
+      <w:r>
+        <w:t xml:space="preserve">Atividade: </w:t>
+      </w:r>
+      <w:r>
+        <w:t>Criação site</w:t>
+      </w:r>
+    </w:p>
+    <w:p>
+      <w:pPr>
+        <w:spacing w:line="240" w:lineRule="auto"/>
+      </w:pPr>
+      <w:r>
+        <w:t xml:space="preserve">Tempo gasto: </w:t>
+      </w:r>
+      <w:r>
         <w:t>4</w:t>
       </w:r>
       <w:r>
@@ -529,7 +1795,7 @@
       </w:pPr>
       <w:r>
         <w:tab/>
-        <w:t>Inciei meus estudos sobre o machine learning pela plataforma DIO com a parceria com o Bradesco, aprendi como funciona o treinamento de máquina o pensamento computacional e a lógica do machine learning. A linguagem utilizada no curso foi o python e usando o TensorFlow.</w:t>
+        <w:t>Criei um site que vai servir como um painel informativo do nosso projeto. Utilizando apenas HTML, CSS e GSAP para o desenvolver, porém, tive a ideia de permitir que o aplicativo fosse instalado através do site, então tive que integrá-lo ao arquivo do app. Não era a melhor escolha, porque ao instalar o app, o site seria instalado junto.</w:t>
       </w:r>
     </w:p>
     <w:p>
@@ -538,8 +1804,1377 @@
       </w:pPr>
       <w:r>
         <w:tab/>
-        <w:t>Foi mostrado também como funciona os datasets e como isso influência no machine learning.</w:t>
-      </w:r>
+        <w:t xml:space="preserve">Então, desanexei o site do app e com isso fiz uma migração do HTML básico para </w:t>
+      </w:r>
+      <w:proofErr w:type="gramStart"/>
+      <w:r>
+        <w:t>o .</w:t>
+      </w:r>
+      <w:proofErr w:type="spellStart"/>
+      <w:r>
+        <w:t>jsx</w:t>
+      </w:r>
+      <w:proofErr w:type="spellEnd"/>
+      <w:proofErr w:type="gramEnd"/>
+      <w:r>
+        <w:t xml:space="preserve"> ou seja, React.js, o plano é, utilizar PWA para fazer a instalação do aplicativo.</w:t>
+      </w:r>
+    </w:p>
+    <w:p>
+      <w:pPr>
+        <w:spacing w:line="240" w:lineRule="auto"/>
+      </w:pPr>
+    </w:p>
+    <w:p>
+      <w:pPr>
+        <w:spacing w:line="240" w:lineRule="auto"/>
+      </w:pPr>
+      <w:r>
+        <w:t xml:space="preserve">Data: </w:t>
+      </w:r>
+      <w:r>
+        <w:t>13</w:t>
+      </w:r>
+      <w:r>
+        <w:t>/03/2026</w:t>
+      </w:r>
+    </w:p>
+    <w:p>
+      <w:pPr>
+        <w:spacing w:line="240" w:lineRule="auto"/>
+      </w:pPr>
+      <w:r>
+        <w:t xml:space="preserve">Participantes: Leonardo Carrilho </w:t>
+      </w:r>
+    </w:p>
+    <w:p>
+      <w:pPr>
+        <w:spacing w:line="240" w:lineRule="auto"/>
+      </w:pPr>
+      <w:r>
+        <w:t xml:space="preserve">Atividade: </w:t>
+      </w:r>
+      <w:r>
+        <w:t>Instalação PWA</w:t>
+      </w:r>
+    </w:p>
+    <w:p>
+      <w:pPr>
+        <w:spacing w:line="240" w:lineRule="auto"/>
+      </w:pPr>
+      <w:r>
+        <w:t>Tempo gasto: 3 horas</w:t>
+      </w:r>
+    </w:p>
+    <w:p>
+      <w:pPr>
+        <w:spacing w:line="240" w:lineRule="auto"/>
+      </w:pPr>
+      <w:r>
+        <w:tab/>
+        <w:t xml:space="preserve">Com o auxílio de Inteligência Artificial, consegui tornar </w:t>
+      </w:r>
+      <w:proofErr w:type="gramStart"/>
+      <w:r>
+        <w:t>o web</w:t>
+      </w:r>
+      <w:proofErr w:type="gramEnd"/>
+      <w:r>
+        <w:t xml:space="preserve"> app instalável. Agora, ao entrar no app via navegador, um </w:t>
+      </w:r>
+      <w:proofErr w:type="spellStart"/>
+      <w:r>
+        <w:t>alert</w:t>
+      </w:r>
+      <w:proofErr w:type="spellEnd"/>
+      <w:r>
+        <w:t xml:space="preserve"> aparece para baixar o app. Ainda não é possível instalar no site.</w:t>
+      </w:r>
+    </w:p>
+    <w:p>
+      <w:pPr>
+        <w:spacing w:line="240" w:lineRule="auto"/>
+      </w:pPr>
+      <w:r>
+        <w:lastRenderedPageBreak/>
+        <w:t xml:space="preserve">Data: </w:t>
+      </w:r>
+      <w:r>
+        <w:t>13</w:t>
+      </w:r>
+      <w:r>
+        <w:t>/03/2026</w:t>
+      </w:r>
+    </w:p>
+    <w:p>
+      <w:pPr>
+        <w:spacing w:line="240" w:lineRule="auto"/>
+      </w:pPr>
+      <w:r>
+        <w:t xml:space="preserve">Participantes: </w:t>
+      </w:r>
+      <w:r>
+        <w:t>Octavio Augusto</w:t>
+      </w:r>
+      <w:r>
+        <w:t xml:space="preserve"> </w:t>
+      </w:r>
+    </w:p>
+    <w:p>
+      <w:pPr>
+        <w:spacing w:line="240" w:lineRule="auto"/>
+      </w:pPr>
+      <w:r>
+        <w:t xml:space="preserve">Atividade: </w:t>
+      </w:r>
+      <w:r>
+        <w:t>Criação da API para implementar a IA no front-</w:t>
+      </w:r>
+      <w:proofErr w:type="spellStart"/>
+      <w:r>
+        <w:t>end</w:t>
+      </w:r>
+      <w:proofErr w:type="spellEnd"/>
+    </w:p>
+    <w:p>
+      <w:pPr>
+        <w:spacing w:line="240" w:lineRule="auto"/>
+      </w:pPr>
+      <w:r>
+        <w:t>Tempo gasto: 3 horas</w:t>
+      </w:r>
+    </w:p>
+    <w:p>
+      <w:pPr>
+        <w:spacing w:line="240" w:lineRule="auto"/>
+      </w:pPr>
+      <w:r>
+        <w:tab/>
+        <w:t>Neste dia eu comecei a estudar e a criar a nossa API para conseguir colocar a nossa IA no front-</w:t>
+      </w:r>
+      <w:proofErr w:type="spellStart"/>
+      <w:r>
+        <w:t>end</w:t>
+      </w:r>
+      <w:proofErr w:type="spellEnd"/>
+      <w:r>
+        <w:t xml:space="preserve">, utilizando </w:t>
+      </w:r>
+      <w:proofErr w:type="spellStart"/>
+      <w:r>
+        <w:t>python</w:t>
+      </w:r>
+      <w:proofErr w:type="spellEnd"/>
+      <w:r>
+        <w:t xml:space="preserve"> e utilizando o framework </w:t>
+      </w:r>
+      <w:proofErr w:type="spellStart"/>
+      <w:r>
+        <w:t>FastAPI</w:t>
+      </w:r>
+      <w:proofErr w:type="spellEnd"/>
+      <w:r>
+        <w:t xml:space="preserve"> para desenvolver a API, e para isso eu precisava subir a API depois de pronto no </w:t>
+      </w:r>
+      <w:proofErr w:type="spellStart"/>
+      <w:r>
+        <w:t>Hugging</w:t>
+      </w:r>
+      <w:proofErr w:type="spellEnd"/>
+      <w:r>
+        <w:t xml:space="preserve"> Face que é uma plataforma </w:t>
+      </w:r>
+      <w:proofErr w:type="gramStart"/>
+      <w:r>
+        <w:t>colaborativa  e</w:t>
+      </w:r>
+      <w:proofErr w:type="gramEnd"/>
+      <w:r>
+        <w:t xml:space="preserve"> comunidade de código aberto que é focada em machine learning, só que sofremos um problema o </w:t>
+      </w:r>
+      <w:proofErr w:type="spellStart"/>
+      <w:r>
+        <w:t>Hugging</w:t>
+      </w:r>
+      <w:proofErr w:type="spellEnd"/>
+      <w:r>
+        <w:t xml:space="preserve"> Face não aceita o </w:t>
+      </w:r>
+      <w:proofErr w:type="gramStart"/>
+      <w:r>
+        <w:t>arquivo .</w:t>
+      </w:r>
+      <w:proofErr w:type="spellStart"/>
+      <w:r>
+        <w:t>keras</w:t>
+      </w:r>
+      <w:proofErr w:type="spellEnd"/>
+      <w:proofErr w:type="gramEnd"/>
+      <w:r>
+        <w:t>.</w:t>
+      </w:r>
+    </w:p>
+    <w:p>
+      <w:pPr>
+        <w:spacing w:line="240" w:lineRule="auto"/>
+      </w:pPr>
+    </w:p>
+    <w:p>
+      <w:pPr>
+        <w:spacing w:line="240" w:lineRule="auto"/>
+      </w:pPr>
+      <w:r>
+        <w:t xml:space="preserve">Data: </w:t>
+      </w:r>
+      <w:r>
+        <w:t>13</w:t>
+      </w:r>
+      <w:r>
+        <w:t>/03/2026</w:t>
+      </w:r>
+    </w:p>
+    <w:p>
+      <w:pPr>
+        <w:spacing w:line="240" w:lineRule="auto"/>
+      </w:pPr>
+      <w:r>
+        <w:t xml:space="preserve">Participantes: </w:t>
+      </w:r>
+      <w:r>
+        <w:t>Samuel Vieira</w:t>
+      </w:r>
+      <w:r>
+        <w:t xml:space="preserve"> </w:t>
+      </w:r>
+    </w:p>
+    <w:p>
+      <w:pPr>
+        <w:spacing w:line="240" w:lineRule="auto"/>
+      </w:pPr>
+      <w:r>
+        <w:t xml:space="preserve">Atividade: </w:t>
+      </w:r>
+      <w:r>
+        <w:t>Desenvolvimento da página explore do aplicativo</w:t>
+      </w:r>
+    </w:p>
+    <w:p>
+      <w:pPr>
+        <w:spacing w:line="240" w:lineRule="auto"/>
+      </w:pPr>
+      <w:r>
+        <w:t xml:space="preserve">Tempo gasto: </w:t>
+      </w:r>
+      <w:r>
+        <w:t>4 horas</w:t>
+      </w:r>
+    </w:p>
+    <w:p>
+      <w:pPr>
+        <w:spacing w:line="240" w:lineRule="auto"/>
+      </w:pPr>
+      <w:r>
+        <w:tab/>
+        <w:t>No dia 13 de março, trabalhei na correção e melhoria da página explore do aplicativo, que anteriormente não estava funcionando como esperado. Durante esse processo, implementei novas funcionalidades como a página de clima e a de diagnóstico. Na parte de diagnóstico, adicionei a opção de o usuário tirar uma foto ou selecionar uma imagem da galeria para que o sistema realize a análise e apresente o resultado. Já na funcionalidade de clima, o aplicativo passou a exibir dados da região do usuário, utilizando o CEP informado no momento do cadastro.</w:t>
+      </w:r>
+    </w:p>
+    <w:p>
+      <w:pPr>
+        <w:spacing w:line="240" w:lineRule="auto"/>
+      </w:pPr>
+    </w:p>
+    <w:p>
+      <w:pPr>
+        <w:spacing w:line="240" w:lineRule="auto"/>
+      </w:pPr>
+      <w:r>
+        <w:t xml:space="preserve">Data: </w:t>
+      </w:r>
+      <w:r>
+        <w:t>14/</w:t>
+      </w:r>
+      <w:r>
+        <w:t>03/2026</w:t>
+      </w:r>
+    </w:p>
+    <w:p>
+      <w:pPr>
+        <w:spacing w:line="240" w:lineRule="auto"/>
+      </w:pPr>
+      <w:r>
+        <w:t xml:space="preserve">Participantes: Leonardo Carrilho </w:t>
+      </w:r>
+    </w:p>
+    <w:p>
+      <w:pPr>
+        <w:spacing w:line="240" w:lineRule="auto"/>
+      </w:pPr>
+      <w:r>
+        <w:t xml:space="preserve">Atividade: Melhoria </w:t>
+      </w:r>
+      <w:r>
+        <w:t>no site e</w:t>
+      </w:r>
+      <w:r>
+        <w:t xml:space="preserve"> app</w:t>
+      </w:r>
+    </w:p>
+    <w:p>
+      <w:pPr>
+        <w:spacing w:line="240" w:lineRule="auto"/>
+      </w:pPr>
+      <w:r>
+        <w:t xml:space="preserve">Tempo gasto: </w:t>
+      </w:r>
+      <w:r>
+        <w:t>1</w:t>
+      </w:r>
+      <w:r>
+        <w:t xml:space="preserve"> horas e 30 minutos</w:t>
+      </w:r>
+    </w:p>
+    <w:p>
+      <w:pPr>
+        <w:spacing w:line="240" w:lineRule="auto"/>
+      </w:pPr>
+      <w:r>
+        <w:tab/>
+        <w:t xml:space="preserve">Hoje, realizei melhorias no aplicativo, na parte visual, </w:t>
+      </w:r>
+      <w:proofErr w:type="gramStart"/>
+      <w:r>
+        <w:t>o CSS de outras partes estavam</w:t>
+      </w:r>
+      <w:proofErr w:type="gramEnd"/>
+      <w:r>
+        <w:t xml:space="preserve"> sobrescrevendo a da home. O mesmo aconteceu com o site, porém, já foi resolvido.</w:t>
+      </w:r>
+    </w:p>
+    <w:p>
+      <w:pPr>
+        <w:spacing w:line="240" w:lineRule="auto"/>
+      </w:pPr>
+    </w:p>
+    <w:p>
+      <w:pPr>
+        <w:spacing w:line="240" w:lineRule="auto"/>
+      </w:pPr>
+      <w:r>
+        <w:t xml:space="preserve">Data: </w:t>
+      </w:r>
+      <w:r>
+        <w:t>15</w:t>
+      </w:r>
+      <w:r>
+        <w:t>/03/2026</w:t>
+      </w:r>
+    </w:p>
+    <w:p>
+      <w:pPr>
+        <w:spacing w:line="240" w:lineRule="auto"/>
+      </w:pPr>
+      <w:r>
+        <w:t xml:space="preserve">Participantes: </w:t>
+      </w:r>
+      <w:r>
+        <w:t>Octávio Augusto</w:t>
+      </w:r>
+      <w:r>
+        <w:t xml:space="preserve"> </w:t>
+      </w:r>
+    </w:p>
+    <w:p>
+      <w:pPr>
+        <w:spacing w:line="240" w:lineRule="auto"/>
+      </w:pPr>
+      <w:r>
+        <w:t xml:space="preserve">Atividade: </w:t>
+      </w:r>
+      <w:r>
+        <w:t xml:space="preserve">Pesquisa para modelo de salvamento e melhoria no </w:t>
+      </w:r>
+      <w:proofErr w:type="spellStart"/>
+      <w:r>
+        <w:t>dataset</w:t>
+      </w:r>
+      <w:proofErr w:type="spellEnd"/>
+    </w:p>
+    <w:p>
+      <w:pPr>
+        <w:spacing w:line="240" w:lineRule="auto"/>
+      </w:pPr>
+      <w:r>
+        <w:t xml:space="preserve">Tempo gasto: </w:t>
+      </w:r>
+      <w:r>
+        <w:t>14 horas</w:t>
+      </w:r>
+    </w:p>
+    <w:p>
+      <w:pPr>
+        <w:spacing w:line="240" w:lineRule="auto"/>
+      </w:pPr>
+      <w:r>
+        <w:lastRenderedPageBreak/>
+        <w:tab/>
+        <w:t xml:space="preserve">Hoje comecei a fazer uma pesquisa para entender como eu salvaria o machine learning para colocar na API, descobri que o melhor formato no momento era por .h5 já que ele consegue armazenar grandes quantidades de dados. Mudei o arquivo que salva para .h5 e funcionou a API que foi integrada com sucesso. Depois disso fui em busca de mais </w:t>
+      </w:r>
+      <w:proofErr w:type="spellStart"/>
+      <w:r>
+        <w:t>dataset</w:t>
+      </w:r>
+      <w:proofErr w:type="spellEnd"/>
+      <w:r>
+        <w:t xml:space="preserve"> para melhorar o machine learning, pesquisando encontrei bastantes </w:t>
+      </w:r>
+      <w:proofErr w:type="spellStart"/>
+      <w:r>
+        <w:t>datasets</w:t>
+      </w:r>
+      <w:proofErr w:type="spellEnd"/>
+      <w:r>
+        <w:t xml:space="preserve"> com várias imagens muito boas, eu baixei muitos deste </w:t>
+      </w:r>
+      <w:proofErr w:type="spellStart"/>
+      <w:r>
+        <w:t>datasets</w:t>
+      </w:r>
+      <w:proofErr w:type="spellEnd"/>
+      <w:r>
+        <w:t xml:space="preserve"> e no final eu </w:t>
+      </w:r>
+      <w:proofErr w:type="spellStart"/>
+      <w:r>
+        <w:t>esava</w:t>
+      </w:r>
+      <w:proofErr w:type="spellEnd"/>
+      <w:r>
+        <w:t xml:space="preserve"> treinando 26.540 fotos de doenças e de sojas saudáveis, o treinamento durou 12 horas diretas, porém o resultado foi totalmente </w:t>
+      </w:r>
+      <w:proofErr w:type="gramStart"/>
+      <w:r>
+        <w:t>desastrosos</w:t>
+      </w:r>
+      <w:proofErr w:type="gramEnd"/>
+      <w:r>
+        <w:t xml:space="preserve">, depois eu fui entender, o código não estava pronto para o tamanho do </w:t>
+      </w:r>
+      <w:proofErr w:type="spellStart"/>
+      <w:r>
+        <w:t>dataset</w:t>
+      </w:r>
+      <w:proofErr w:type="spellEnd"/>
+      <w:r>
+        <w:t>.</w:t>
+      </w:r>
+    </w:p>
+    <w:p>
+      <w:pPr>
+        <w:spacing w:line="240" w:lineRule="auto"/>
+      </w:pPr>
+    </w:p>
+    <w:p>
+      <w:pPr>
+        <w:spacing w:line="240" w:lineRule="auto"/>
+      </w:pPr>
+      <w:r>
+        <w:t xml:space="preserve">Data: </w:t>
+      </w:r>
+      <w:r>
+        <w:t>15</w:t>
+      </w:r>
+      <w:r>
+        <w:t>/03/2026</w:t>
+      </w:r>
+    </w:p>
+    <w:p>
+      <w:pPr>
+        <w:spacing w:line="240" w:lineRule="auto"/>
+      </w:pPr>
+      <w:r>
+        <w:t xml:space="preserve">Participantes: Leonardo Carrilho </w:t>
+      </w:r>
+    </w:p>
+    <w:p>
+      <w:pPr>
+        <w:spacing w:line="240" w:lineRule="auto"/>
+      </w:pPr>
+      <w:r>
+        <w:t xml:space="preserve">Atividade: </w:t>
+      </w:r>
+      <w:r>
+        <w:t>Correção de bugs no app</w:t>
+      </w:r>
+    </w:p>
+    <w:p>
+      <w:pPr>
+        <w:spacing w:line="240" w:lineRule="auto"/>
+      </w:pPr>
+      <w:r>
+        <w:t xml:space="preserve">Tempo gasto: </w:t>
+      </w:r>
+      <w:r>
+        <w:t>1 hora</w:t>
+      </w:r>
+    </w:p>
+    <w:p>
+      <w:pPr>
+        <w:spacing w:line="240" w:lineRule="auto"/>
+      </w:pPr>
+      <w:r>
+        <w:tab/>
+        <w:t xml:space="preserve">Corrigi alguns bugs que a redefinição de senha apresentou, ainda não foi resolvido, por conta de não utilizarmos uma API de </w:t>
+      </w:r>
+      <w:proofErr w:type="spellStart"/>
+      <w:r>
+        <w:t>email</w:t>
+      </w:r>
+      <w:proofErr w:type="spellEnd"/>
+      <w:r>
+        <w:t>.</w:t>
+      </w:r>
+    </w:p>
+    <w:p>
+      <w:pPr>
+        <w:spacing w:line="240" w:lineRule="auto"/>
+      </w:pPr>
+    </w:p>
+    <w:p>
+      <w:pPr>
+        <w:spacing w:line="240" w:lineRule="auto"/>
+      </w:pPr>
+      <w:r>
+        <w:t xml:space="preserve">Data: </w:t>
+      </w:r>
+      <w:r>
+        <w:t>16</w:t>
+      </w:r>
+      <w:r>
+        <w:t>/03/2026</w:t>
+      </w:r>
+    </w:p>
+    <w:p>
+      <w:pPr>
+        <w:spacing w:line="240" w:lineRule="auto"/>
+      </w:pPr>
+      <w:r>
+        <w:t xml:space="preserve">Participantes: Leonardo Carrilho </w:t>
+      </w:r>
+    </w:p>
+    <w:p>
+      <w:pPr>
+        <w:spacing w:line="240" w:lineRule="auto"/>
+      </w:pPr>
+      <w:r>
+        <w:t xml:space="preserve">Atividade: </w:t>
+      </w:r>
+      <w:r>
+        <w:t>C</w:t>
+      </w:r>
+      <w:r>
+        <w:t>ontato funcional no site</w:t>
+      </w:r>
+    </w:p>
+    <w:p>
+      <w:pPr>
+        <w:spacing w:line="240" w:lineRule="auto"/>
+      </w:pPr>
+      <w:r>
+        <w:t>Tempo gasto: 3 horas</w:t>
+      </w:r>
+    </w:p>
+    <w:p>
+      <w:pPr>
+        <w:spacing w:line="240" w:lineRule="auto"/>
+      </w:pPr>
+      <w:r>
+        <w:tab/>
+        <w:t xml:space="preserve">A seção de contato no site não era funcional, mas após utilizar uma API do </w:t>
+      </w:r>
+      <w:proofErr w:type="spellStart"/>
+      <w:r>
+        <w:t>EmailJS</w:t>
+      </w:r>
+      <w:proofErr w:type="spellEnd"/>
+      <w:r>
+        <w:t xml:space="preserve">, agora ao entrar em contato e preencher o formulário, uma mensagem aparece no site deles, é ruim, pois a ideia era ser enviado um </w:t>
+      </w:r>
+      <w:proofErr w:type="spellStart"/>
+      <w:r>
+        <w:t>email</w:t>
+      </w:r>
+      <w:proofErr w:type="spellEnd"/>
+      <w:r>
+        <w:t xml:space="preserve"> para nós, e não uma plataforma.</w:t>
+      </w:r>
+    </w:p>
+    <w:p>
+      <w:pPr>
+        <w:spacing w:line="240" w:lineRule="auto"/>
+      </w:pPr>
+    </w:p>
+    <w:p>
+      <w:pPr>
+        <w:spacing w:line="240" w:lineRule="auto"/>
+      </w:pPr>
+      <w:r>
+        <w:t xml:space="preserve">Data: </w:t>
+      </w:r>
+      <w:r>
+        <w:t>17</w:t>
+      </w:r>
+      <w:r>
+        <w:t>/03/2026</w:t>
+      </w:r>
+    </w:p>
+    <w:p>
+      <w:pPr>
+        <w:spacing w:line="240" w:lineRule="auto"/>
+      </w:pPr>
+      <w:r>
+        <w:t xml:space="preserve">Participantes: </w:t>
+      </w:r>
+      <w:r>
+        <w:t>Octavio Augusto</w:t>
+      </w:r>
+      <w:r>
+        <w:t xml:space="preserve"> </w:t>
+      </w:r>
+    </w:p>
+    <w:p>
+      <w:pPr>
+        <w:spacing w:line="240" w:lineRule="auto"/>
+      </w:pPr>
+      <w:r>
+        <w:t xml:space="preserve">Atividade: </w:t>
+      </w:r>
+      <w:r>
+        <w:t xml:space="preserve">Redução de doenças e do </w:t>
+      </w:r>
+      <w:proofErr w:type="spellStart"/>
+      <w:r>
+        <w:t>dataset</w:t>
+      </w:r>
+      <w:proofErr w:type="spellEnd"/>
+    </w:p>
+    <w:p>
+      <w:pPr>
+        <w:spacing w:line="240" w:lineRule="auto"/>
+      </w:pPr>
+      <w:r>
+        <w:tab/>
+        <w:t xml:space="preserve">Decidi fazer uma mudança radical, reduzi o número do </w:t>
+      </w:r>
+      <w:proofErr w:type="spellStart"/>
+      <w:r>
+        <w:t>dataset</w:t>
+      </w:r>
+      <w:proofErr w:type="spellEnd"/>
+      <w:r>
+        <w:t xml:space="preserve"> de 26540 para 4800 fotos, e diminui o número de doenças, o resultado foi bom, e comecei a estudar como melhorar o código.</w:t>
+      </w:r>
+    </w:p>
+    <w:p>
+      <w:pPr>
+        <w:spacing w:line="240" w:lineRule="auto"/>
+      </w:pPr>
+    </w:p>
+    <w:p>
+      <w:pPr>
+        <w:spacing w:line="240" w:lineRule="auto"/>
+      </w:pPr>
+      <w:r>
+        <w:t xml:space="preserve">Data: </w:t>
+      </w:r>
+      <w:r>
+        <w:t>18</w:t>
+      </w:r>
+      <w:r>
+        <w:t>/03/2026</w:t>
+      </w:r>
+    </w:p>
+    <w:p>
+      <w:pPr>
+        <w:spacing w:line="240" w:lineRule="auto"/>
+      </w:pPr>
+      <w:r>
+        <w:t xml:space="preserve">Participantes: </w:t>
+      </w:r>
+      <w:r>
+        <w:t>Samuel Vieira</w:t>
+      </w:r>
+      <w:r>
+        <w:t xml:space="preserve"> </w:t>
+      </w:r>
+    </w:p>
+    <w:p>
+      <w:pPr>
+        <w:spacing w:line="240" w:lineRule="auto"/>
+      </w:pPr>
+      <w:r>
+        <w:lastRenderedPageBreak/>
+        <w:t xml:space="preserve">Atividade: </w:t>
+      </w:r>
+      <w:r>
+        <w:t>Teste de integração da API</w:t>
+      </w:r>
+    </w:p>
+    <w:p>
+      <w:pPr>
+        <w:spacing w:line="240" w:lineRule="auto"/>
+      </w:pPr>
+      <w:r>
+        <w:t xml:space="preserve">Tempo gasto: </w:t>
+      </w:r>
+      <w:r>
+        <w:t>2 horas</w:t>
+      </w:r>
+    </w:p>
+    <w:p>
+      <w:pPr>
+        <w:spacing w:line="240" w:lineRule="auto"/>
+      </w:pPr>
+      <w:r>
+        <w:tab/>
+        <w:t>No dia 18 de março, realizei o teste de integração da API da nova versão da inteligência artificial, que dessa vez foi desenvolvida utilizando imagens de folha de soja.</w:t>
+      </w:r>
+    </w:p>
+    <w:p>
+      <w:pPr>
+        <w:spacing w:line="240" w:lineRule="auto"/>
+      </w:pPr>
+    </w:p>
+    <w:p>
+      <w:pPr>
+        <w:spacing w:line="240" w:lineRule="auto"/>
+      </w:pPr>
+      <w:r>
+        <w:t xml:space="preserve">Data: </w:t>
+      </w:r>
+      <w:r>
+        <w:t>1</w:t>
+      </w:r>
+      <w:r>
+        <w:t>9/03/2026</w:t>
+      </w:r>
+    </w:p>
+    <w:p>
+      <w:pPr>
+        <w:spacing w:line="240" w:lineRule="auto"/>
+      </w:pPr>
+      <w:r>
+        <w:t xml:space="preserve">Participantes: </w:t>
+      </w:r>
+      <w:r>
+        <w:t>Samuel Vieira</w:t>
+      </w:r>
+      <w:r>
+        <w:t xml:space="preserve"> </w:t>
+      </w:r>
+    </w:p>
+    <w:p>
+      <w:pPr>
+        <w:spacing w:line="240" w:lineRule="auto"/>
+      </w:pPr>
+      <w:r>
+        <w:t xml:space="preserve">Atividade: </w:t>
+      </w:r>
+      <w:r>
+        <w:t>Novas páginas implementadas</w:t>
+      </w:r>
+    </w:p>
+    <w:p>
+      <w:pPr>
+        <w:spacing w:line="240" w:lineRule="auto"/>
+      </w:pPr>
+      <w:r>
+        <w:t>Tempo gasto: 3 horas</w:t>
+      </w:r>
+    </w:p>
+    <w:p>
+      <w:pPr>
+        <w:spacing w:line="240" w:lineRule="auto"/>
+      </w:pPr>
+      <w:r>
+        <w:tab/>
+        <w:t>Nessa etapa o aplicativo já contava com diversas páginas implementadas, como clima, diagnóstico, atividades e diário, o que possibilitou uma integração mais completa entre todas as funcionalidades.</w:t>
+      </w:r>
+    </w:p>
+    <w:p>
+      <w:pPr>
+        <w:spacing w:line="240" w:lineRule="auto"/>
+      </w:pPr>
+    </w:p>
+    <w:p>
+      <w:pPr>
+        <w:spacing w:line="240" w:lineRule="auto"/>
+      </w:pPr>
+      <w:r>
+        <w:t xml:space="preserve">Data: </w:t>
+      </w:r>
+      <w:r>
+        <w:t>1</w:t>
+      </w:r>
+      <w:r>
+        <w:t>9/03/2026</w:t>
+      </w:r>
+    </w:p>
+    <w:p>
+      <w:pPr>
+        <w:spacing w:line="240" w:lineRule="auto"/>
+      </w:pPr>
+      <w:r>
+        <w:t xml:space="preserve">Participantes: Leonardo Carrilho </w:t>
+      </w:r>
+    </w:p>
+    <w:p>
+      <w:pPr>
+        <w:spacing w:line="240" w:lineRule="auto"/>
+      </w:pPr>
+      <w:r>
+        <w:t xml:space="preserve">Atividade: </w:t>
+      </w:r>
+      <w:r>
+        <w:t>Instalação do app via site</w:t>
+      </w:r>
+    </w:p>
+    <w:p>
+      <w:pPr>
+        <w:spacing w:line="240" w:lineRule="auto"/>
+      </w:pPr>
+      <w:r>
+        <w:t>Tempo gasto: 3 horas</w:t>
+      </w:r>
+    </w:p>
+    <w:p>
+      <w:pPr>
+        <w:spacing w:line="240" w:lineRule="auto"/>
+      </w:pPr>
+      <w:r>
+        <w:tab/>
+        <w:t>Modifiquei o método de instalação. Agora, para instalar o app, é necessário fazer o download via site, isso se tornou possível após configurar o arquivo vite.config.js e utilizar Progressive Web App (PWA) no site, onde o site vai buscar o repositório do app, que irá analisar se o arquivo permite que seja instalado ao dispositivo.</w:t>
+      </w:r>
+    </w:p>
+    <w:p>
+      <w:pPr>
+        <w:spacing w:line="240" w:lineRule="auto"/>
+      </w:pPr>
+    </w:p>
+    <w:p>
+      <w:pPr>
+        <w:spacing w:line="240" w:lineRule="auto"/>
+      </w:pPr>
+      <w:r>
+        <w:t xml:space="preserve">Data: </w:t>
+      </w:r>
+      <w:r>
+        <w:t>20</w:t>
+      </w:r>
+      <w:r>
+        <w:t>/03/2026</w:t>
+      </w:r>
+    </w:p>
+    <w:p>
+      <w:pPr>
+        <w:spacing w:line="240" w:lineRule="auto"/>
+      </w:pPr>
+      <w:r>
+        <w:t xml:space="preserve">Participantes: </w:t>
+      </w:r>
+      <w:r>
+        <w:t>Samuel Vieira</w:t>
+      </w:r>
+      <w:r>
+        <w:t xml:space="preserve"> </w:t>
+      </w:r>
+    </w:p>
+    <w:p>
+      <w:pPr>
+        <w:spacing w:line="240" w:lineRule="auto"/>
+      </w:pPr>
+      <w:r>
+        <w:t xml:space="preserve">Atividade: </w:t>
+      </w:r>
+      <w:r>
+        <w:t>Ajuste na interface das páginas da aba explore</w:t>
+      </w:r>
+    </w:p>
+    <w:p>
+      <w:pPr>
+        <w:spacing w:line="240" w:lineRule="auto"/>
+      </w:pPr>
+      <w:r>
+        <w:t xml:space="preserve">Tempo gasto: </w:t>
+      </w:r>
+      <w:r>
+        <w:t>4 horas</w:t>
+      </w:r>
+    </w:p>
+    <w:p>
+      <w:pPr>
+        <w:spacing w:line="240" w:lineRule="auto"/>
+      </w:pPr>
+      <w:r>
+        <w:tab/>
+        <w:t>Durante esse período, realizei ajustes na interface do sistema, com foco em melhorar a usabilidade. Fiz mudanças no design para torná-lo mais intuitivo, adotando um estilo mais moderno e clean, facilitando a navegação e a experiência do usuário dentro do aplicativo.</w:t>
+      </w:r>
+    </w:p>
+    <w:p>
+      <w:pPr>
+        <w:spacing w:line="240" w:lineRule="auto"/>
+      </w:pPr>
+    </w:p>
+    <w:p>
+      <w:pPr>
+        <w:spacing w:line="240" w:lineRule="auto"/>
+      </w:pPr>
+      <w:r>
+        <w:t xml:space="preserve">Data: </w:t>
+      </w:r>
+      <w:r>
+        <w:t>21</w:t>
+      </w:r>
+      <w:r>
+        <w:t>/03/2026</w:t>
+      </w:r>
+    </w:p>
+    <w:p>
+      <w:pPr>
+        <w:spacing w:line="240" w:lineRule="auto"/>
+      </w:pPr>
+      <w:r>
+        <w:t xml:space="preserve">Participantes: Leonardo Carrilho </w:t>
+      </w:r>
+    </w:p>
+    <w:p>
+      <w:pPr>
+        <w:spacing w:line="240" w:lineRule="auto"/>
+      </w:pPr>
+      <w:r>
+        <w:lastRenderedPageBreak/>
+        <w:t xml:space="preserve">Atividade: </w:t>
+      </w:r>
+      <w:r>
+        <w:t>Melhoria na instalação</w:t>
+      </w:r>
+    </w:p>
+    <w:p>
+      <w:pPr>
+        <w:spacing w:line="240" w:lineRule="auto"/>
+      </w:pPr>
+      <w:r>
+        <w:t xml:space="preserve">Tempo gasto: </w:t>
+      </w:r>
+      <w:r>
+        <w:t xml:space="preserve">2 </w:t>
+      </w:r>
+      <w:r>
+        <w:t>horas</w:t>
+      </w:r>
+    </w:p>
+    <w:p>
+      <w:pPr>
+        <w:spacing w:line="240" w:lineRule="auto"/>
+      </w:pPr>
+      <w:r>
+        <w:tab/>
+        <w:t xml:space="preserve">Fiz melhorias no processo de instalação </w:t>
+      </w:r>
+      <w:proofErr w:type="gramStart"/>
+      <w:r>
+        <w:t>do web</w:t>
+      </w:r>
+      <w:proofErr w:type="gramEnd"/>
+      <w:r>
+        <w:t xml:space="preserve"> app e identifiquei um possível problema: o PWA não tem autorização para sair do navegador após a instalação por isso, temos que induzir ao cliente sair do navegador.</w:t>
+      </w:r>
+    </w:p>
+    <w:p>
+      <w:pPr>
+        <w:spacing w:line="240" w:lineRule="auto"/>
+      </w:pPr>
+    </w:p>
+    <w:p>
+      <w:pPr>
+        <w:spacing w:line="240" w:lineRule="auto"/>
+      </w:pPr>
+      <w:r>
+        <w:t xml:space="preserve">Data: </w:t>
+      </w:r>
+      <w:r>
+        <w:t>23</w:t>
+      </w:r>
+      <w:r>
+        <w:t>/03/2026</w:t>
+      </w:r>
+    </w:p>
+    <w:p>
+      <w:pPr>
+        <w:spacing w:line="240" w:lineRule="auto"/>
+      </w:pPr>
+      <w:r>
+        <w:t xml:space="preserve">Participantes: </w:t>
+      </w:r>
+      <w:r>
+        <w:t>Samuel Vieira</w:t>
+      </w:r>
+      <w:r>
+        <w:t xml:space="preserve"> </w:t>
+      </w:r>
+    </w:p>
+    <w:p>
+      <w:pPr>
+        <w:spacing w:line="240" w:lineRule="auto"/>
+      </w:pPr>
+      <w:r>
+        <w:t xml:space="preserve">Atividade: </w:t>
+      </w:r>
+      <w:r>
+        <w:t>Desenvolvimento da página de estoque</w:t>
+      </w:r>
+    </w:p>
+    <w:p>
+      <w:pPr>
+        <w:spacing w:line="240" w:lineRule="auto"/>
+      </w:pPr>
+      <w:r>
+        <w:t xml:space="preserve">Tempo gasto: </w:t>
+      </w:r>
+      <w:r>
+        <w:t>2 horas</w:t>
+      </w:r>
+    </w:p>
+    <w:p>
+      <w:pPr>
+        <w:spacing w:line="240" w:lineRule="auto"/>
+      </w:pPr>
+      <w:r>
+        <w:tab/>
+        <w:t>No dia 23 de março, realizei a adição da página de estoque ao aplicativo, ampliando as funcionalidades do sistema e permitindo um melhor controle dos recursos.</w:t>
+      </w:r>
+    </w:p>
+    <w:p>
+      <w:pPr>
+        <w:spacing w:line="240" w:lineRule="auto"/>
+      </w:pPr>
+    </w:p>
+    <w:p>
+      <w:pPr>
+        <w:spacing w:line="240" w:lineRule="auto"/>
+      </w:pPr>
+      <w:r>
+        <w:t xml:space="preserve">Data: </w:t>
+      </w:r>
+      <w:r>
+        <w:t>23</w:t>
+      </w:r>
+      <w:r>
+        <w:t>/03/2026</w:t>
+      </w:r>
+    </w:p>
+    <w:p>
+      <w:pPr>
+        <w:spacing w:line="240" w:lineRule="auto"/>
+      </w:pPr>
+      <w:r>
+        <w:t xml:space="preserve">Participantes: </w:t>
+      </w:r>
+      <w:r>
+        <w:t>Octávio Augusto</w:t>
+      </w:r>
+      <w:r>
+        <w:t xml:space="preserve"> </w:t>
+      </w:r>
+    </w:p>
+    <w:p>
+      <w:pPr>
+        <w:spacing w:line="240" w:lineRule="auto"/>
+      </w:pPr>
+      <w:r>
+        <w:t xml:space="preserve">Atividade: </w:t>
+      </w:r>
+      <w:r>
+        <w:t>Melhoria do código e troca do .h5</w:t>
+      </w:r>
+    </w:p>
+    <w:p>
+      <w:pPr>
+        <w:spacing w:line="240" w:lineRule="auto"/>
+      </w:pPr>
+      <w:r>
+        <w:t xml:space="preserve">Tempo gasto: </w:t>
+      </w:r>
+      <w:r>
+        <w:t>4 horas</w:t>
+      </w:r>
+    </w:p>
+    <w:p>
+      <w:pPr>
+        <w:spacing w:line="240" w:lineRule="auto"/>
+      </w:pPr>
+      <w:r>
+        <w:tab/>
+        <w:t xml:space="preserve">Neste dia eu comecei a estudar e a melhorar o código do machine learning, </w:t>
+      </w:r>
+      <w:proofErr w:type="gramStart"/>
+      <w:r>
+        <w:t>deixando ele</w:t>
+      </w:r>
+      <w:proofErr w:type="gramEnd"/>
+      <w:r>
+        <w:t xml:space="preserve"> mais refinado para entender as diferenças entre as doenças e até mesmo para diferenciar uma soja saudável de uma doença, e nesse processo o .h5 começou a demonstrar falhas, pesquisando descobri e entendi que o melhor para agora seria salvar no </w:t>
+      </w:r>
+      <w:proofErr w:type="gramStart"/>
+      <w:r>
+        <w:t>formato .</w:t>
+      </w:r>
+      <w:proofErr w:type="gramEnd"/>
+      <w:r>
+        <w:t xml:space="preserve">pb. Para isso criei uma pasta dentro de models chamado </w:t>
+      </w:r>
+      <w:proofErr w:type="spellStart"/>
+      <w:r>
+        <w:t>modelo_ml_savedmodel</w:t>
+      </w:r>
+      <w:proofErr w:type="spellEnd"/>
+      <w:r>
+        <w:t xml:space="preserve">. Ao salvar o nesse formato, o sistema automaticamente gerou o arquivo </w:t>
+      </w:r>
+      <w:proofErr w:type="spellStart"/>
+      <w:r>
+        <w:t>saved_</w:t>
+      </w:r>
+      <w:proofErr w:type="gramStart"/>
+      <w:r>
+        <w:t>model.pb</w:t>
+      </w:r>
+      <w:proofErr w:type="spellEnd"/>
+      <w:proofErr w:type="gramEnd"/>
+      <w:r>
+        <w:t xml:space="preserve"> e uma pasta </w:t>
+      </w:r>
+      <w:proofErr w:type="spellStart"/>
+      <w:r>
+        <w:t>variables</w:t>
+      </w:r>
+      <w:proofErr w:type="spellEnd"/>
+      <w:r>
+        <w:t xml:space="preserve">, contendo os arquivos variables.data-00000-of-00001 e </w:t>
+      </w:r>
+      <w:proofErr w:type="spellStart"/>
+      <w:proofErr w:type="gramStart"/>
+      <w:r>
+        <w:t>variables.index</w:t>
+      </w:r>
+      <w:proofErr w:type="spellEnd"/>
+      <w:proofErr w:type="gramEnd"/>
+      <w:r>
+        <w:t>. Esse formato funcionou perfeitamente na API.</w:t>
+      </w:r>
+    </w:p>
+    <w:p>
+      <w:pPr>
+        <w:spacing w:line="240" w:lineRule="auto"/>
+      </w:pPr>
+    </w:p>
+    <w:p>
+      <w:pPr>
+        <w:spacing w:line="240" w:lineRule="auto"/>
+      </w:pPr>
+      <w:r>
+        <w:t xml:space="preserve">Data: </w:t>
+      </w:r>
+      <w:r>
+        <w:t>25</w:t>
+      </w:r>
+      <w:r>
+        <w:t>/03/2026</w:t>
+      </w:r>
+    </w:p>
+    <w:p>
+      <w:pPr>
+        <w:spacing w:line="240" w:lineRule="auto"/>
+      </w:pPr>
+      <w:r>
+        <w:t xml:space="preserve">Participantes: </w:t>
+      </w:r>
+      <w:r>
+        <w:t>Octávio Augusto</w:t>
+      </w:r>
+    </w:p>
+    <w:p>
+      <w:pPr>
+        <w:spacing w:line="240" w:lineRule="auto"/>
+      </w:pPr>
+      <w:r>
+        <w:t xml:space="preserve">Atividade: </w:t>
+      </w:r>
+      <w:r>
+        <w:t xml:space="preserve">Redução </w:t>
+      </w:r>
+      <w:r>
+        <w:t>do número de doenças para melhor precisão</w:t>
+      </w:r>
+    </w:p>
+    <w:p>
+      <w:pPr>
+        <w:spacing w:line="240" w:lineRule="auto"/>
+      </w:pPr>
+      <w:r>
+        <w:t xml:space="preserve">Tempo gasto: </w:t>
+      </w:r>
+      <w:r>
+        <w:t>4</w:t>
+      </w:r>
+      <w:r>
+        <w:t xml:space="preserve"> horas e </w:t>
+      </w:r>
+      <w:r>
+        <w:t>25</w:t>
+      </w:r>
+      <w:r>
+        <w:t xml:space="preserve"> minutos</w:t>
+      </w:r>
+    </w:p>
+    <w:p>
+      <w:pPr>
+        <w:spacing w:line="240" w:lineRule="auto"/>
+      </w:pPr>
+      <w:r>
+        <w:tab/>
+        <w:t xml:space="preserve">Hoje reduzi novamente o número de doenças para 3: Ataque de </w:t>
+      </w:r>
+      <w:proofErr w:type="spellStart"/>
+      <w:r>
+        <w:t>largata</w:t>
+      </w:r>
+      <w:proofErr w:type="spellEnd"/>
+      <w:r>
+        <w:t xml:space="preserve">, </w:t>
+      </w:r>
+      <w:proofErr w:type="spellStart"/>
+      <w:r>
+        <w:t>Cercospora</w:t>
+      </w:r>
+      <w:proofErr w:type="spellEnd"/>
+      <w:r>
+        <w:t>, Doenças de Ferrugem e Soja Saudável. Também reduzi a quantidade de imagens, ficando aproximadamente 1000 para cada classe. Refiz o treinamento e o resultado foi excelente o melhor até então.</w:t>
+      </w:r>
+    </w:p>
+    <w:p>
+      <w:pPr>
+        <w:spacing w:line="240" w:lineRule="auto"/>
+      </w:pPr>
+      <w:r>
+        <w:lastRenderedPageBreak/>
+        <w:t xml:space="preserve">Data: </w:t>
+      </w:r>
+      <w:r>
+        <w:t>25</w:t>
+      </w:r>
+      <w:r>
+        <w:t>/03/2026</w:t>
+      </w:r>
+    </w:p>
+    <w:p>
+      <w:pPr>
+        <w:spacing w:line="240" w:lineRule="auto"/>
+      </w:pPr>
+      <w:r>
+        <w:t xml:space="preserve">Participantes: Leonardo Carrilho </w:t>
+      </w:r>
+    </w:p>
+    <w:p>
+      <w:pPr>
+        <w:spacing w:line="240" w:lineRule="auto"/>
+      </w:pPr>
+      <w:r>
+        <w:t xml:space="preserve">Atividade: </w:t>
+      </w:r>
+      <w:r>
+        <w:t xml:space="preserve">Novas seções no site e </w:t>
+      </w:r>
+      <w:proofErr w:type="spellStart"/>
+      <w:r>
+        <w:t>install</w:t>
+      </w:r>
+      <w:proofErr w:type="spellEnd"/>
+      <w:r>
+        <w:t xml:space="preserve"> </w:t>
+      </w:r>
+      <w:proofErr w:type="spellStart"/>
+      <w:r>
+        <w:t>success</w:t>
+      </w:r>
+      <w:proofErr w:type="spellEnd"/>
+    </w:p>
+    <w:p>
+      <w:pPr>
+        <w:spacing w:line="240" w:lineRule="auto"/>
+      </w:pPr>
+      <w:r>
+        <w:t xml:space="preserve">Tempo gasto: </w:t>
+      </w:r>
+      <w:r>
+        <w:t>2 horas</w:t>
+      </w:r>
+    </w:p>
+    <w:p>
+      <w:pPr>
+        <w:spacing w:line="240" w:lineRule="auto"/>
+      </w:pPr>
+      <w:r>
+        <w:tab/>
+        <w:t xml:space="preserve">Adicionei novas funcionalidades no site, apresentando mais o nosso projeto. E no app, criei um card em um arquivo separado chamado </w:t>
+      </w:r>
+      <w:proofErr w:type="spellStart"/>
+      <w:r>
+        <w:t>InstallSuccess.jsx</w:t>
+      </w:r>
+      <w:proofErr w:type="spellEnd"/>
+      <w:r>
+        <w:t>, nesse card, após a instalação instruções sobre sair do navegador aparecem.</w:t>
+      </w:r>
+    </w:p>
+    <w:p>
+      <w:pPr>
+        <w:spacing w:line="240" w:lineRule="auto"/>
+      </w:pPr>
+    </w:p>
+    <w:p>
+      <w:pPr>
+        <w:spacing w:line="240" w:lineRule="auto"/>
+      </w:pPr>
+    </w:p>
+    <w:p>
+      <w:pPr>
+        <w:spacing w:line="240" w:lineRule="auto"/>
+      </w:pPr>
+    </w:p>
+    <w:p>
+      <w:pPr>
+        <w:spacing w:line="240" w:lineRule="auto"/>
+      </w:pPr>
+    </w:p>
+    <w:p>
+      <w:pPr>
+        <w:spacing w:line="240" w:lineRule="auto"/>
+      </w:pPr>
+    </w:p>
+    <w:p>
+      <w:pPr>
+        <w:spacing w:line="240" w:lineRule="auto"/>
+      </w:pPr>
+    </w:p>
+    <w:p>
+      <w:pPr>
+        <w:spacing w:line="240" w:lineRule="auto"/>
+      </w:pPr>
+    </w:p>
+    <w:p>
+      <w:pPr>
+        <w:spacing w:line="240" w:lineRule="auto"/>
+      </w:pPr>
     </w:p>
     <w:p>
       <w:pPr>
@@ -971,7 +3606,7 @@
   <w:style w:type="paragraph" w:default="1" w:styleId="Normal">
     <w:name w:val="Normal"/>
     <w:qFormat/>
-    <w:rsid w:val="00635028"/>
+    <w:rsid w:val="00596297"/>
   </w:style>
   <w:style w:type="paragraph" w:styleId="Ttulo1">
     <w:name w:val="heading 1"/>
@@ -1175,7 +3810,6 @@
   <w:style w:type="character" w:default="1" w:styleId="Fontepargpadro">
     <w:name w:val="Default Paragraph Font"/>
     <w:uiPriority w:val="1"/>
-    <w:semiHidden/>
     <w:unhideWhenUsed/>
   </w:style>
   <w:style w:type="table" w:default="1" w:styleId="Tabelanormal">
